--- a/6_semester/Системная и программная инженерия/ПР5-8/ПР5-8_Павлов_НС.docx
+++ b/6_semester/Системная и программная инженерия/ПР5-8/ПР5-8_Павлов_НС.docx
@@ -823,23 +823,7 @@
           <w:szCs w:val="28"/>
         </w:rPr>
         <w:tab/>
-        <w:t>«___</w:t>
-      </w:r>
-      <w:proofErr w:type="gramStart"/>
-      <w:r>
-        <w:rPr>
-          <w:sz w:val="28"/>
-          <w:szCs w:val="28"/>
-        </w:rPr>
-        <w:t>_»_</w:t>
-      </w:r>
-      <w:proofErr w:type="gramEnd"/>
-      <w:r>
-        <w:rPr>
-          <w:sz w:val="28"/>
-          <w:szCs w:val="28"/>
-        </w:rPr>
-        <w:t>___________ 202</w:t>
+        <w:t>«____»____________ 202</w:t>
       </w:r>
       <w:r>
         <w:rPr>
@@ -3772,23 +3756,7 @@
         <w:pStyle w:val="a2"/>
       </w:pPr>
       <w:r>
-        <w:t>Современная жизнь требует от человека, особенно от студента, грамотного управления личными финансами. Проект "</w:t>
-      </w:r>
-      <w:proofErr w:type="spellStart"/>
-      <w:r>
-        <w:t>Finlytics</w:t>
-      </w:r>
-      <w:proofErr w:type="spellEnd"/>
-      <w:r>
-        <w:t xml:space="preserve">: Офлайн-менеджер финансов" на языке </w:t>
-      </w:r>
-      <w:proofErr w:type="spellStart"/>
-      <w:r>
-        <w:t>Kotlin</w:t>
-      </w:r>
-      <w:proofErr w:type="spellEnd"/>
-      <w:r>
-        <w:t xml:space="preserve"> направлен на разработку десктопного приложения, которое предоставит пользователю удобный инструмент для учета доходов и расходов, категоризации трат и визуализации финансовой статистики без необходимости подключения к интернету. Основной целью является создание простого, интуитивно понятного и производительного приложения, которое помогает пользователям контролировать свой бюджет.</w:t>
+        <w:t>Современная жизнь требует от человека, особенно от студента, грамотного управления личными финансами. Проект "Finlytics: Офлайн-менеджер финансов" на языке Kotlin направлен на разработку десктопного приложения, которое предоставит пользователю удобный инструмент для учета доходов и расходов, категоризации трат и визуализации финансовой статистики без необходимости подключения к интернету. Основной целью является создание простого, интуитивно понятного и производительного приложения, которое помогает пользователям контролировать свой бюджет.</w:t>
       </w:r>
     </w:p>
     <w:p>
@@ -3828,25 +3796,7 @@
           <w:kern w:val="2"/>
           <w:szCs w:val="28"/>
         </w:rPr>
-        <w:t>Проект представляет собой десктопное приложение "</w:t>
-      </w:r>
-      <w:proofErr w:type="spellStart"/>
-      <w:r>
-        <w:rPr>
-          <w:rFonts w:cs="Times New Roman"/>
-          <w:kern w:val="2"/>
-          <w:szCs w:val="28"/>
-        </w:rPr>
-        <w:t>Finlytics</w:t>
-      </w:r>
-      <w:proofErr w:type="spellEnd"/>
-      <w:r>
-        <w:rPr>
-          <w:rFonts w:cs="Times New Roman"/>
-          <w:kern w:val="2"/>
-          <w:szCs w:val="28"/>
-        </w:rPr>
-        <w:t>" для управления персональными финансами. Ключевые функции: внесение операций "доход" и "расход" с возможностью их категоризации, фильтрация данных по различным временным промежуткам, а также наглядное представление финансовой статистики в виде диаграмм и списков.</w:t>
+        <w:t>Проект представляет собой десктопное приложение "Finlytics" для управления персональными финансами. Ключевые функции: внесение операций "доход" и "расход" с возможностью их категоризации, фильтрация данных по различным временным промежуткам, а также наглядное представление финансовой статистики в виде диаграмм и списков.</w:t>
       </w:r>
     </w:p>
     <w:p>
@@ -3918,15 +3868,7 @@
         <w:t>Задач</w:t>
       </w:r>
       <w:r>
-        <w:t>а 1</w:t>
-      </w:r>
-      <w:proofErr w:type="gramStart"/>
-      <w:r>
-        <w:t>: Разработать</w:t>
-      </w:r>
-      <w:proofErr w:type="gramEnd"/>
-      <w:r>
-        <w:t xml:space="preserve"> архитектуру данных и пользовательский интерфейс для удобного внесения и редактирования финансовых операций.</w:t>
+        <w:t>а 1: Разработать архитектуру данных и пользовательский интерфейс для удобного внесения и редактирования финансовых операций.</w:t>
       </w:r>
     </w:p>
     <w:p>
@@ -3976,33 +3918,11 @@
       <w:pPr>
         <w:pStyle w:val="a0"/>
       </w:pPr>
-      <w:proofErr w:type="spellStart"/>
       <w:r>
         <w:rPr>
           <w:kern w:val="2"/>
         </w:rPr>
-        <w:t>Враженко</w:t>
-      </w:r>
-      <w:proofErr w:type="spellEnd"/>
-      <w:r>
-        <w:rPr>
-          <w:kern w:val="2"/>
-        </w:rPr>
-        <w:t xml:space="preserve"> Д.О. – Team </w:t>
-      </w:r>
-      <w:proofErr w:type="spellStart"/>
-      <w:r>
-        <w:rPr>
-          <w:kern w:val="2"/>
-        </w:rPr>
-        <w:t>Lead</w:t>
-      </w:r>
-      <w:proofErr w:type="spellEnd"/>
-      <w:r>
-        <w:rPr>
-          <w:kern w:val="2"/>
-        </w:rPr>
-        <w:t>, менеджер проекта, разработчик</w:t>
+        <w:t>Враженко Д.О. – Team Lead, менеджер проекта, разработчик</w:t>
       </w:r>
       <w:r>
         <w:rPr>
@@ -4106,14 +4026,14 @@
       <w:pPr>
         <w:pStyle w:val="3"/>
       </w:pPr>
-      <w:bookmarkStart w:id="9" w:name="_Toc166722512"/>
-      <w:bookmarkStart w:id="10" w:name="_Toc166722652"/>
-      <w:bookmarkStart w:id="11" w:name="_Toc210590468"/>
-      <w:bookmarkStart w:id="12" w:name="_Toc224492411"/>
+      <w:bookmarkStart w:id="9" w:name="_Toc224492411"/>
+      <w:bookmarkStart w:id="10" w:name="_Toc166722512"/>
+      <w:bookmarkStart w:id="11" w:name="_Toc166722652"/>
+      <w:bookmarkStart w:id="12" w:name="_Toc210590468"/>
       <w:r>
         <w:t>Основной портрет</w:t>
       </w:r>
-      <w:bookmarkEnd w:id="12"/>
+      <w:bookmarkEnd w:id="9"/>
     </w:p>
     <w:p>
       <w:pPr>
@@ -5640,23 +5560,7 @@
                 <w:sz w:val="24"/>
                 <w:szCs w:val="18"/>
               </w:rPr>
-              <w:t xml:space="preserve">Десктопное приложение должно функционировать на операционных системах семейства Windows (10 и выше), </w:t>
-            </w:r>
-            <w:proofErr w:type="spellStart"/>
-            <w:r>
-              <w:rPr>
-                <w:sz w:val="24"/>
-                <w:szCs w:val="18"/>
-              </w:rPr>
-              <w:t>macOS</w:t>
-            </w:r>
-            <w:proofErr w:type="spellEnd"/>
-            <w:r>
-              <w:rPr>
-                <w:sz w:val="24"/>
-                <w:szCs w:val="18"/>
-              </w:rPr>
-              <w:t xml:space="preserve"> </w:t>
+              <w:t xml:space="preserve">Десктопное приложение должно функционировать на операционных системах семейства Windows (10 и выше), macOS </w:t>
             </w:r>
             <w:r>
               <w:rPr>
@@ -5708,23 +5612,7 @@
                 <w:sz w:val="24"/>
                 <w:szCs w:val="18"/>
               </w:rPr>
-              <w:t xml:space="preserve">Приложение должно распространяться в виде исполняемого JAR-файла, для работы которого требуется Java </w:t>
-            </w:r>
-            <w:proofErr w:type="spellStart"/>
-            <w:r>
-              <w:rPr>
-                <w:sz w:val="24"/>
-                <w:szCs w:val="18"/>
-              </w:rPr>
-              <w:t>Runtime</w:t>
-            </w:r>
-            <w:proofErr w:type="spellEnd"/>
-            <w:r>
-              <w:rPr>
-                <w:sz w:val="24"/>
-                <w:szCs w:val="18"/>
-              </w:rPr>
-              <w:t xml:space="preserve"> Environment (JRE) версии 8 или выше.</w:t>
+              <w:t>Приложение должно распространяться в виде исполняемого JAR-файла, для работы которого требуется Java Runtime Environment (JRE) версии 8 или выше.</w:t>
             </w:r>
           </w:p>
         </w:tc>
@@ -5768,23 +5656,7 @@
                 <w:sz w:val="24"/>
                 <w:szCs w:val="18"/>
               </w:rPr>
-              <w:t>Для хранения данных должно использоваться исключительно локальное хранилище (</w:t>
-            </w:r>
-            <w:proofErr w:type="spellStart"/>
-            <w:r>
-              <w:rPr>
-                <w:sz w:val="24"/>
-                <w:szCs w:val="18"/>
-              </w:rPr>
-              <w:t>SQLite</w:t>
-            </w:r>
-            <w:proofErr w:type="spellEnd"/>
-            <w:r>
-              <w:rPr>
-                <w:sz w:val="24"/>
-                <w:szCs w:val="18"/>
-              </w:rPr>
-              <w:t>) без необходимости подключения к интернету.</w:t>
+              <w:t>Для хранения данных должно использоваться исключительно локальное хранилище (SQLite) без необходимости подключения к интернету.</w:t>
             </w:r>
           </w:p>
         </w:tc>
@@ -6062,23 +5934,7 @@
                 <w:sz w:val="24"/>
                 <w:szCs w:val="18"/>
               </w:rPr>
-              <w:t xml:space="preserve">Так как приложение является однопользовательским и однопоточным (в рамках одного окна), но для надежности, при любых операциях с БД должен использоваться корректный механизм блокировок, предоставляемый </w:t>
-            </w:r>
-            <w:proofErr w:type="spellStart"/>
-            <w:r>
-              <w:rPr>
-                <w:sz w:val="24"/>
-                <w:szCs w:val="18"/>
-              </w:rPr>
-              <w:t>SQLite</w:t>
-            </w:r>
-            <w:proofErr w:type="spellEnd"/>
-            <w:r>
-              <w:rPr>
-                <w:sz w:val="24"/>
-                <w:szCs w:val="18"/>
-              </w:rPr>
-              <w:t>, чтобы предотвратить повреждение данных при гипотетических попытках записи из нескольких потоков</w:t>
+              <w:t>Так как приложение является однопользовательским и однопоточным (в рамках одного окна), но для надежности, при любых операциях с БД должен использоваться корректный механизм блокировок, предоставляемый SQLite, чтобы предотвратить повреждение данных при гипотетических попытках записи из нескольких потоков</w:t>
             </w:r>
             <w:r>
               <w:rPr>
@@ -6136,23 +5992,7 @@
                 <w:sz w:val="24"/>
                 <w:szCs w:val="18"/>
               </w:rPr>
-              <w:t>Локальная база данных (</w:t>
-            </w:r>
-            <w:proofErr w:type="spellStart"/>
-            <w:r>
-              <w:rPr>
-                <w:sz w:val="24"/>
-                <w:szCs w:val="18"/>
-              </w:rPr>
-              <w:t>SQLite</w:t>
-            </w:r>
-            <w:proofErr w:type="spellEnd"/>
-            <w:r>
-              <w:rPr>
-                <w:sz w:val="24"/>
-                <w:szCs w:val="18"/>
-              </w:rPr>
-              <w:t>) не должна быть доступна для чтения или изменения другими приложениями напрямую (защита на уровне файловой системы).</w:t>
+              <w:t>Локальная база данных (SQLite) не должна быть доступна для чтения или изменения другими приложениями напрямую (защита на уровне файловой системы).</w:t>
             </w:r>
           </w:p>
         </w:tc>
@@ -6240,23 +6080,7 @@
                 <w:sz w:val="24"/>
                 <w:szCs w:val="18"/>
               </w:rPr>
-              <w:t>Приложение не должно требовать прав администратора (</w:t>
-            </w:r>
-            <w:proofErr w:type="spellStart"/>
-            <w:r>
-              <w:rPr>
-                <w:sz w:val="24"/>
-                <w:szCs w:val="18"/>
-              </w:rPr>
-              <w:t>root</w:t>
-            </w:r>
-            <w:proofErr w:type="spellEnd"/>
-            <w:r>
-              <w:rPr>
-                <w:sz w:val="24"/>
-                <w:szCs w:val="18"/>
-              </w:rPr>
-              <w:t>) для своей работы, чтобы минимизировать риски, связанные с повышением привилегий. Все операции с файлами должны выполняться в контексте прав текущего пользователя.</w:t>
+              <w:t>Приложение не должно требовать прав администратора (root) для своей работы, чтобы минимизировать риски, связанные с повышением привилегий. Все операции с файлами должны выполняться в контексте прав текущего пользователя.</w:t>
             </w:r>
           </w:p>
         </w:tc>
@@ -6351,23 +6175,7 @@
                 <w:sz w:val="24"/>
                 <w:szCs w:val="18"/>
               </w:rPr>
-              <w:t>Все ключевые элементы управления (кнопки, поля ввода) должны быть снабжены всплывающими подсказками (</w:t>
-            </w:r>
-            <w:proofErr w:type="spellStart"/>
-            <w:r>
-              <w:rPr>
-                <w:sz w:val="24"/>
-                <w:szCs w:val="18"/>
-              </w:rPr>
-              <w:t>ToolTips</w:t>
-            </w:r>
-            <w:proofErr w:type="spellEnd"/>
-            <w:r>
-              <w:rPr>
-                <w:sz w:val="24"/>
-                <w:szCs w:val="18"/>
-              </w:rPr>
-              <w:t>), поясняющими их назначение.</w:t>
+              <w:t>Все ключевые элементы управления (кнопки, поля ввода) должны быть снабжены всплывающими подсказками (ToolTips), поясняющими их назначение.</w:t>
             </w:r>
           </w:p>
         </w:tc>
@@ -7101,7 +6909,6 @@
                 <w:szCs w:val="24"/>
               </w:rPr>
             </w:pPr>
-            <w:proofErr w:type="spellStart"/>
             <w:r>
               <w:rPr>
                 <w:sz w:val="24"/>
@@ -7109,7 +6916,6 @@
               </w:rPr>
               <w:t>ViewModel</w:t>
             </w:r>
-            <w:proofErr w:type="spellEnd"/>
             <w:r>
               <w:rPr>
                 <w:sz w:val="24"/>
@@ -7480,7 +7286,6 @@
                 <w:szCs w:val="24"/>
               </w:rPr>
             </w:pPr>
-            <w:proofErr w:type="spellStart"/>
             <w:r>
               <w:rPr>
                 <w:sz w:val="24"/>
@@ -7488,7 +7293,6 @@
               </w:rPr>
               <w:t>ViewModel</w:t>
             </w:r>
-            <w:proofErr w:type="spellEnd"/>
             <w:r>
               <w:rPr>
                 <w:sz w:val="24"/>
@@ -7877,7 +7681,6 @@
                 <w:szCs w:val="24"/>
               </w:rPr>
             </w:pPr>
-            <w:proofErr w:type="spellStart"/>
             <w:r>
               <w:rPr>
                 <w:sz w:val="24"/>
@@ -7886,7 +7689,6 @@
               <w:lastRenderedPageBreak/>
               <w:t>ViewModel</w:t>
             </w:r>
-            <w:proofErr w:type="spellEnd"/>
             <w:r>
               <w:rPr>
                 <w:sz w:val="24"/>
@@ -7991,6 +7793,7 @@
                 <w:sz w:val="24"/>
                 <w:szCs w:val="24"/>
               </w:rPr>
+              <w:lastRenderedPageBreak/>
               <w:t>1.2</w:t>
             </w:r>
           </w:p>
@@ -8308,7 +8111,6 @@
                 <w:szCs w:val="24"/>
               </w:rPr>
             </w:pPr>
-            <w:proofErr w:type="spellStart"/>
             <w:r>
               <w:rPr>
                 <w:sz w:val="24"/>
@@ -8316,7 +8118,6 @@
               </w:rPr>
               <w:t>SQLite</w:t>
             </w:r>
-            <w:proofErr w:type="spellEnd"/>
             <w:r>
               <w:rPr>
                 <w:sz w:val="24"/>
@@ -8621,7 +8422,6 @@
                 <w:szCs w:val="24"/>
               </w:rPr>
             </w:pPr>
-            <w:proofErr w:type="spellStart"/>
             <w:r>
               <w:rPr>
                 <w:sz w:val="24"/>
@@ -8629,7 +8429,6 @@
               </w:rPr>
               <w:t>ViewModel</w:t>
             </w:r>
-            <w:proofErr w:type="spellEnd"/>
             <w:r>
               <w:rPr>
                 <w:sz w:val="24"/>
@@ -9000,7 +8799,6 @@
                 <w:szCs w:val="24"/>
               </w:rPr>
             </w:pPr>
-            <w:proofErr w:type="spellStart"/>
             <w:r>
               <w:rPr>
                 <w:sz w:val="24"/>
@@ -9008,7 +8806,6 @@
               </w:rPr>
               <w:t>ViewModel</w:t>
             </w:r>
-            <w:proofErr w:type="spellEnd"/>
             <w:r>
               <w:rPr>
                 <w:sz w:val="24"/>
@@ -9232,21 +9029,12 @@
                 <w:szCs w:val="24"/>
               </w:rPr>
             </w:pPr>
-            <w:proofErr w:type="spellStart"/>
-            <w:r>
-              <w:rPr>
-                <w:sz w:val="24"/>
-                <w:szCs w:val="24"/>
-              </w:rPr>
-              <w:t>Враженко</w:t>
-            </w:r>
-            <w:proofErr w:type="spellEnd"/>
-            <w:r>
-              <w:rPr>
-                <w:sz w:val="24"/>
-                <w:szCs w:val="24"/>
-              </w:rPr>
-              <w:t xml:space="preserve"> Д.О.</w:t>
+            <w:r>
+              <w:rPr>
+                <w:sz w:val="24"/>
+                <w:szCs w:val="24"/>
+              </w:rPr>
+              <w:t>Враженко Д.О.</w:t>
             </w:r>
           </w:p>
         </w:tc>
@@ -9440,7 +9228,6 @@
                 <w:szCs w:val="24"/>
               </w:rPr>
             </w:pPr>
-            <w:proofErr w:type="spellStart"/>
             <w:r>
               <w:rPr>
                 <w:sz w:val="24"/>
@@ -9448,7 +9235,6 @@
               </w:rPr>
               <w:t>ViewModel</w:t>
             </w:r>
-            <w:proofErr w:type="spellEnd"/>
             <w:r>
               <w:rPr>
                 <w:sz w:val="24"/>
@@ -9620,21 +9406,12 @@
                 <w:szCs w:val="24"/>
               </w:rPr>
             </w:pPr>
-            <w:proofErr w:type="spellStart"/>
-            <w:r>
-              <w:rPr>
-                <w:sz w:val="24"/>
-                <w:szCs w:val="24"/>
-              </w:rPr>
-              <w:t>Враженко</w:t>
-            </w:r>
-            <w:proofErr w:type="spellEnd"/>
-            <w:r>
-              <w:rPr>
-                <w:sz w:val="24"/>
-                <w:szCs w:val="24"/>
-              </w:rPr>
-              <w:t xml:space="preserve"> Д.О.</w:t>
+            <w:r>
+              <w:rPr>
+                <w:sz w:val="24"/>
+                <w:szCs w:val="24"/>
+              </w:rPr>
+              <w:t>Враженко Д.О.</w:t>
             </w:r>
           </w:p>
         </w:tc>
@@ -9828,7 +9605,6 @@
                 <w:szCs w:val="24"/>
               </w:rPr>
             </w:pPr>
-            <w:proofErr w:type="spellStart"/>
             <w:r>
               <w:rPr>
                 <w:sz w:val="24"/>
@@ -9836,7 +9612,6 @@
               </w:rPr>
               <w:t>ViewModel</w:t>
             </w:r>
-            <w:proofErr w:type="spellEnd"/>
             <w:r>
               <w:rPr>
                 <w:sz w:val="24"/>
@@ -10008,21 +9783,12 @@
                 <w:szCs w:val="24"/>
               </w:rPr>
             </w:pPr>
-            <w:proofErr w:type="spellStart"/>
-            <w:r>
-              <w:rPr>
-                <w:sz w:val="24"/>
-                <w:szCs w:val="24"/>
-              </w:rPr>
-              <w:t>Враженко</w:t>
-            </w:r>
-            <w:proofErr w:type="spellEnd"/>
-            <w:r>
-              <w:rPr>
-                <w:sz w:val="24"/>
-                <w:szCs w:val="24"/>
-              </w:rPr>
-              <w:t xml:space="preserve"> Д.О.</w:t>
+            <w:r>
+              <w:rPr>
+                <w:sz w:val="24"/>
+                <w:szCs w:val="24"/>
+              </w:rPr>
+              <w:t>Враженко Д.О.</w:t>
             </w:r>
           </w:p>
         </w:tc>
@@ -10216,7 +9982,6 @@
                 <w:szCs w:val="24"/>
               </w:rPr>
             </w:pPr>
-            <w:proofErr w:type="spellStart"/>
             <w:r>
               <w:rPr>
                 <w:sz w:val="24"/>
@@ -10224,7 +9989,6 @@
               </w:rPr>
               <w:t>ViewModel</w:t>
             </w:r>
-            <w:proofErr w:type="spellEnd"/>
             <w:r>
               <w:rPr>
                 <w:sz w:val="24"/>
@@ -10464,22 +10228,13 @@
                 <w:szCs w:val="24"/>
               </w:rPr>
             </w:pPr>
-            <w:proofErr w:type="spellStart"/>
             <w:r>
               <w:rPr>
                 <w:sz w:val="24"/>
                 <w:szCs w:val="24"/>
               </w:rPr>
               <w:lastRenderedPageBreak/>
-              <w:t>Враженко</w:t>
-            </w:r>
-            <w:proofErr w:type="spellEnd"/>
-            <w:r>
-              <w:rPr>
-                <w:sz w:val="24"/>
-                <w:szCs w:val="24"/>
-              </w:rPr>
-              <w:t xml:space="preserve"> </w:t>
+              <w:t xml:space="preserve">Враженко </w:t>
             </w:r>
             <w:r>
               <w:rPr>
@@ -10553,23 +10308,7 @@
                 <w:szCs w:val="24"/>
               </w:rPr>
               <w:lastRenderedPageBreak/>
-              <w:t>системы, файл базы данных (</w:t>
-            </w:r>
-            <w:proofErr w:type="spellStart"/>
-            <w:r>
-              <w:rPr>
-                <w:sz w:val="24"/>
-                <w:szCs w:val="24"/>
-              </w:rPr>
-              <w:t>Finlytics.db</w:t>
-            </w:r>
-            <w:proofErr w:type="spellEnd"/>
-            <w:r>
-              <w:rPr>
-                <w:sz w:val="24"/>
-                <w:szCs w:val="24"/>
-              </w:rPr>
-              <w:t>) не должен открываться стандартными средствами ОС или другими программами без специального доступа.</w:t>
+              <w:t>системы, файл базы данных (Finlytics.db) не должен открываться стандартными средствами ОС или другими программами без специального доступа.</w:t>
             </w:r>
           </w:p>
         </w:tc>
@@ -10588,7 +10327,6 @@
                 <w:szCs w:val="24"/>
               </w:rPr>
             </w:pPr>
-            <w:proofErr w:type="spellStart"/>
             <w:r>
               <w:rPr>
                 <w:sz w:val="24"/>
@@ -10597,7 +10335,6 @@
               <w:lastRenderedPageBreak/>
               <w:t>SQLite</w:t>
             </w:r>
-            <w:proofErr w:type="spellEnd"/>
             <w:r>
               <w:rPr>
                 <w:sz w:val="24"/>
@@ -10677,6 +10414,7 @@
                 <w:sz w:val="24"/>
                 <w:szCs w:val="24"/>
               </w:rPr>
+              <w:lastRenderedPageBreak/>
               <w:t>2.2</w:t>
             </w:r>
           </w:p>
@@ -10725,39 +10463,7 @@
                 <w:sz w:val="24"/>
                 <w:szCs w:val="24"/>
               </w:rPr>
-              <w:t xml:space="preserve">Исходный код должен быть документирован в соответствии со стандартом </w:t>
-            </w:r>
-            <w:proofErr w:type="spellStart"/>
-            <w:r>
-              <w:rPr>
-                <w:sz w:val="24"/>
-                <w:szCs w:val="24"/>
-              </w:rPr>
-              <w:t>KDoc</w:t>
-            </w:r>
-            <w:proofErr w:type="spellEnd"/>
-            <w:r>
-              <w:rPr>
-                <w:sz w:val="24"/>
-                <w:szCs w:val="24"/>
-              </w:rPr>
-              <w:t xml:space="preserve"> для языка </w:t>
-            </w:r>
-            <w:proofErr w:type="spellStart"/>
-            <w:r>
-              <w:rPr>
-                <w:sz w:val="24"/>
-                <w:szCs w:val="24"/>
-              </w:rPr>
-              <w:t>Kotlin</w:t>
-            </w:r>
-            <w:proofErr w:type="spellEnd"/>
-            <w:r>
-              <w:rPr>
-                <w:sz w:val="24"/>
-                <w:szCs w:val="24"/>
-              </w:rPr>
-              <w:t>.</w:t>
+              <w:t>Исходный код должен быть документирован в соответствии со стандартом KDoc для языка Kotlin.</w:t>
             </w:r>
           </w:p>
         </w:tc>
@@ -10776,21 +10482,12 @@
                 <w:szCs w:val="24"/>
               </w:rPr>
             </w:pPr>
-            <w:proofErr w:type="spellStart"/>
-            <w:r>
-              <w:rPr>
-                <w:sz w:val="24"/>
-                <w:szCs w:val="24"/>
-              </w:rPr>
-              <w:t>Враженко</w:t>
-            </w:r>
-            <w:proofErr w:type="spellEnd"/>
-            <w:r>
-              <w:rPr>
-                <w:sz w:val="24"/>
-                <w:szCs w:val="24"/>
-              </w:rPr>
-              <w:t xml:space="preserve"> Д.О.</w:t>
+            <w:r>
+              <w:rPr>
+                <w:sz w:val="24"/>
+                <w:szCs w:val="24"/>
+              </w:rPr>
+              <w:t>Враженко Д.О.</w:t>
             </w:r>
           </w:p>
         </w:tc>
@@ -10814,17 +10511,8 @@
                 <w:sz w:val="24"/>
                 <w:szCs w:val="24"/>
               </w:rPr>
-              <w:t xml:space="preserve">ГОСТ 34.201-2020, официальная документация </w:t>
-            </w:r>
-            <w:proofErr w:type="spellStart"/>
-            <w:r>
-              <w:rPr>
-                <w:sz w:val="24"/>
-                <w:szCs w:val="24"/>
-              </w:rPr>
-              <w:t>Kotlin</w:t>
-            </w:r>
-            <w:proofErr w:type="spellEnd"/>
+              <w:t>ГОСТ 34.201-2020, официальная документация Kotlin</w:t>
+            </w:r>
           </w:p>
         </w:tc>
         <w:tc>
@@ -10847,23 +10535,7 @@
                 <w:sz w:val="24"/>
                 <w:szCs w:val="24"/>
               </w:rPr>
-              <w:t xml:space="preserve">При проверке исходного кода, все публичные классы и функции должны содержать </w:t>
-            </w:r>
-            <w:proofErr w:type="spellStart"/>
-            <w:r>
-              <w:rPr>
-                <w:sz w:val="24"/>
-                <w:szCs w:val="24"/>
-              </w:rPr>
-              <w:t>KDoc</w:t>
-            </w:r>
-            <w:proofErr w:type="spellEnd"/>
-            <w:r>
-              <w:rPr>
-                <w:sz w:val="24"/>
-                <w:szCs w:val="24"/>
-              </w:rPr>
-              <w:t>-комментарии с описанием.</w:t>
+              <w:t>При проверке исходного кода, все публичные классы и функции должны содержать KDoc-комментарии с описанием.</w:t>
             </w:r>
           </w:p>
         </w:tc>
@@ -11026,23 +10698,7 @@
                 <w:sz w:val="24"/>
                 <w:szCs w:val="24"/>
               </w:rPr>
-              <w:t xml:space="preserve">Приложение должно работать в ОС Windows, </w:t>
-            </w:r>
-            <w:proofErr w:type="spellStart"/>
-            <w:r>
-              <w:rPr>
-                <w:sz w:val="24"/>
-                <w:szCs w:val="24"/>
-              </w:rPr>
-              <w:t>macOS</w:t>
-            </w:r>
-            <w:proofErr w:type="spellEnd"/>
-            <w:r>
-              <w:rPr>
-                <w:sz w:val="24"/>
-                <w:szCs w:val="24"/>
-              </w:rPr>
-              <w:t xml:space="preserve"> и Linux.</w:t>
+              <w:t>Приложение должно работать в ОС Windows, macOS и Linux.</w:t>
             </w:r>
           </w:p>
         </w:tc>
@@ -11061,21 +10717,12 @@
                 <w:szCs w:val="24"/>
               </w:rPr>
             </w:pPr>
-            <w:proofErr w:type="spellStart"/>
-            <w:r>
-              <w:rPr>
-                <w:sz w:val="24"/>
-                <w:szCs w:val="24"/>
-              </w:rPr>
-              <w:t>Враженко</w:t>
-            </w:r>
-            <w:proofErr w:type="spellEnd"/>
-            <w:r>
-              <w:rPr>
-                <w:sz w:val="24"/>
-                <w:szCs w:val="24"/>
-              </w:rPr>
-              <w:t xml:space="preserve"> Д.О.</w:t>
+            <w:r>
+              <w:rPr>
+                <w:sz w:val="24"/>
+                <w:szCs w:val="24"/>
+              </w:rPr>
+              <w:t>Враженко Д.О.</w:t>
             </w:r>
           </w:p>
         </w:tc>
@@ -11142,21 +10789,12 @@
                 <w:szCs w:val="24"/>
               </w:rPr>
             </w:pPr>
-            <w:proofErr w:type="spellStart"/>
-            <w:r>
-              <w:rPr>
-                <w:sz w:val="24"/>
-                <w:szCs w:val="24"/>
-              </w:rPr>
-              <w:t>Kotlin</w:t>
-            </w:r>
-            <w:proofErr w:type="spellEnd"/>
-            <w:r>
-              <w:rPr>
-                <w:sz w:val="24"/>
-                <w:szCs w:val="24"/>
-              </w:rPr>
-              <w:t>/JVM</w:t>
+            <w:r>
+              <w:rPr>
+                <w:sz w:val="24"/>
+                <w:szCs w:val="24"/>
+              </w:rPr>
+              <w:t>Kotlin/JVM</w:t>
             </w:r>
             <w:r>
               <w:rPr>
@@ -11509,7 +11147,6 @@
                 <w:szCs w:val="24"/>
               </w:rPr>
             </w:pPr>
-            <w:proofErr w:type="spellStart"/>
             <w:r>
               <w:rPr>
                 <w:sz w:val="24"/>
@@ -11517,7 +11154,6 @@
               </w:rPr>
               <w:t>ViewModel</w:t>
             </w:r>
-            <w:proofErr w:type="spellEnd"/>
             <w:r>
               <w:rPr>
                 <w:sz w:val="24"/>
@@ -11577,7 +11213,6 @@
                 <w:szCs w:val="24"/>
               </w:rPr>
             </w:pPr>
-            <w:proofErr w:type="spellStart"/>
             <w:r>
               <w:rPr>
                 <w:sz w:val="24"/>
@@ -11585,7 +11220,6 @@
               </w:rPr>
               <w:t>SQLite</w:t>
             </w:r>
-            <w:proofErr w:type="spellEnd"/>
             <w:r>
               <w:rPr>
                 <w:sz w:val="24"/>
@@ -11827,21 +11461,12 @@
               </w:rPr>
               <w:t xml:space="preserve"> </w:t>
             </w:r>
-            <w:proofErr w:type="spellStart"/>
-            <w:r>
-              <w:rPr>
-                <w:sz w:val="24"/>
-                <w:szCs w:val="24"/>
-              </w:rPr>
-              <w:t>AddCategory</w:t>
-            </w:r>
-            <w:proofErr w:type="spellEnd"/>
-            <w:r>
-              <w:rPr>
-                <w:sz w:val="24"/>
-                <w:szCs w:val="24"/>
-              </w:rPr>
-              <w:t>,</w:t>
+            <w:r>
+              <w:rPr>
+                <w:sz w:val="24"/>
+                <w:szCs w:val="24"/>
+              </w:rPr>
+              <w:t>AddCategory,</w:t>
             </w:r>
             <w:r>
               <w:rPr>
@@ -11850,7 +11475,6 @@
               </w:rPr>
               <w:t xml:space="preserve"> </w:t>
             </w:r>
-            <w:proofErr w:type="spellStart"/>
             <w:r>
               <w:rPr>
                 <w:sz w:val="24"/>
@@ -11858,7 +11482,6 @@
               </w:rPr>
               <w:t>AddIncomeTransaction</w:t>
             </w:r>
-            <w:proofErr w:type="spellEnd"/>
             <w:r>
               <w:rPr>
                 <w:sz w:val="24"/>
@@ -11880,7 +11503,6 @@
               </w:rPr>
               <w:t xml:space="preserve"> </w:t>
             </w:r>
-            <w:proofErr w:type="spellStart"/>
             <w:r>
               <w:rPr>
                 <w:sz w:val="24"/>
@@ -11888,7 +11510,6 @@
               </w:rPr>
               <w:t>PreparedStatement</w:t>
             </w:r>
-            <w:proofErr w:type="spellEnd"/>
             <w:r>
               <w:rPr>
                 <w:sz w:val="24"/>
@@ -11901,23 +11522,7 @@
                 <w:sz w:val="24"/>
                 <w:szCs w:val="24"/>
               </w:rPr>
-              <w:t xml:space="preserve">с </w:t>
-            </w:r>
-            <w:proofErr w:type="spellStart"/>
-            <w:r>
-              <w:rPr>
-                <w:sz w:val="24"/>
-                <w:szCs w:val="24"/>
-              </w:rPr>
-              <w:t>плейсхолдерами</w:t>
-            </w:r>
-            <w:proofErr w:type="spellEnd"/>
-            <w:r>
-              <w:rPr>
-                <w:sz w:val="24"/>
-                <w:szCs w:val="24"/>
-              </w:rPr>
-              <w:t xml:space="preserve"> (?).</w:t>
+              <w:t>с плейсхолдерами (?).</w:t>
             </w:r>
           </w:p>
         </w:tc>
@@ -11996,13 +11601,13 @@
         </w:rPr>
       </w:pPr>
       <w:bookmarkStart w:id="20" w:name="_Toc224492418"/>
-      <w:bookmarkEnd w:id="9"/>
       <w:bookmarkEnd w:id="10"/>
+      <w:bookmarkEnd w:id="11"/>
       <w:r>
         <w:lastRenderedPageBreak/>
         <w:t>Техническое задание</w:t>
       </w:r>
-      <w:bookmarkEnd w:id="11"/>
+      <w:bookmarkEnd w:id="12"/>
       <w:bookmarkEnd w:id="20"/>
     </w:p>
     <w:p>
@@ -12012,14 +11617,12 @@
       <w:r>
         <w:t>При разработке технического задания (ТЗ) на создание программного продукта «</w:t>
       </w:r>
-      <w:proofErr w:type="spellStart"/>
       <w:r>
         <w:rPr>
           <w:lang w:val="en-US"/>
         </w:rPr>
         <w:t>Finlytics</w:t>
       </w:r>
-      <w:proofErr w:type="spellEnd"/>
       <w:r>
         <w:t>: Офлайн-менеджер финансов» в качестве основного руководящего документа был выбран межгосударственный стандарт ГОСТ 34.602-2020 «Информационные технологии. Комплекс стандартов на автоматизированные системы. Техническое задание на создание автоматизированной системы».</w:t>
       </w:r>
@@ -12045,15 +11648,7 @@
         <w:pStyle w:val="a"/>
       </w:pPr>
       <w:r>
-        <w:t xml:space="preserve">Универсальность и полнота. Несмотря на то, что стандарт разработан достаточно давно, он носит универсальный характер и не привязан к конкретным технологиям или архитектурам. Структура ТЗ, предлагаемая стандартом, в полной мере подходит для описания широкого класса систем, включая современные десктопные приложения, такие как </w:t>
-      </w:r>
-      <w:proofErr w:type="spellStart"/>
-      <w:r>
-        <w:t>Finlytics</w:t>
-      </w:r>
-      <w:proofErr w:type="spellEnd"/>
-      <w:r>
-        <w:t>. Это позволило всесторонне описать проект, не упустив ключевых аспектов: от целевой аудитории до технических требований.</w:t>
+        <w:t>Универсальность и полнота. Несмотря на то, что стандарт разработан достаточно давно, он носит универсальный характер и не привязан к конкретным технологиям или архитектурам. Структура ТЗ, предлагаемая стандартом, в полной мере подходит для описания широкого класса систем, включая современные десктопные приложения, такие как Finlytics. Это позволило всесторонне описать проект, не упустив ключевых аспектов: от целевой аудитории до технических требований.</w:t>
       </w:r>
     </w:p>
     <w:p>
@@ -12110,7 +11705,7 @@
           <v:shape id="_x0000_i1025" type="#_x0000_t75" style="width:75.6pt;height:49.2pt" o:ole="">
             <v:imagedata r:id="rId17" o:title=""/>
           </v:shape>
-          <o:OLEObject Type="Embed" ProgID="Word.Document.12" ShapeID="_x0000_i1025" DrawAspect="Icon" ObjectID="_1835105154" r:id="rId18">
+          <o:OLEObject Type="Embed" ProgID="Word.Document.12" ShapeID="_x0000_i1025" DrawAspect="Icon" ObjectID="_1835253231" r:id="rId18">
             <o:FieldCodes>\s</o:FieldCodes>
           </o:OLEObject>
         </w:object>
@@ -12267,15 +11862,7 @@
         <w:t>—</w:t>
       </w:r>
       <w:r>
-        <w:t xml:space="preserve"> </w:t>
-      </w:r>
-      <w:proofErr w:type="spellStart"/>
-      <w:r>
-        <w:t>Kanban</w:t>
-      </w:r>
-      <w:proofErr w:type="spellEnd"/>
-      <w:r>
-        <w:t>-доска проекта</w:t>
+        <w:t xml:space="preserve"> Kanban-доска проекта</w:t>
       </w:r>
     </w:p>
     <w:bookmarkEnd w:id="23"/>
@@ -12393,23 +11980,7 @@
       <w:bookmarkStart w:id="32" w:name="_Toc210590480"/>
       <w:bookmarkStart w:id="33" w:name="_Toc224492424"/>
       <w:r>
-        <w:t>Схематическое представление (</w:t>
-      </w:r>
-      <w:proofErr w:type="spellStart"/>
-      <w:r>
-        <w:t>Use</w:t>
-      </w:r>
-      <w:proofErr w:type="spellEnd"/>
-      <w:r>
-        <w:t xml:space="preserve"> Case </w:t>
-      </w:r>
-      <w:proofErr w:type="spellStart"/>
-      <w:r>
-        <w:t>Diagram</w:t>
-      </w:r>
-      <w:proofErr w:type="spellEnd"/>
-      <w:r>
-        <w:t>)</w:t>
+        <w:t>Схематическое представление (Use Case Diagram)</w:t>
       </w:r>
       <w:bookmarkEnd w:id="32"/>
       <w:bookmarkEnd w:id="33"/>
@@ -12612,14 +12183,12 @@
       <w:r>
         <w:t>, Менеджер состояния (</w:t>
       </w:r>
-      <w:proofErr w:type="spellStart"/>
       <w:r>
         <w:rPr>
           <w:lang w:val="en-US"/>
         </w:rPr>
         <w:t>ViewModel</w:t>
       </w:r>
-      <w:proofErr w:type="spellEnd"/>
       <w:r>
         <w:t>), Хранилище данных (</w:t>
       </w:r>
@@ -12838,7 +12407,7 @@
       <w:r>
         <w:lastRenderedPageBreak/>
         <w:drawing>
-          <wp:inline distT="0" distB="0" distL="0" distR="0" wp14:anchorId="6170897C" wp14:editId="4FDBB1B4">
+          <wp:inline distT="0" distB="0" distL="0" distR="0" wp14:anchorId="6170897C" wp14:editId="3965CDF2">
             <wp:extent cx="5939790" cy="2270760"/>
             <wp:effectExtent l="0" t="0" r="0" b="0"/>
             <wp:docPr id="1172154069" name="Рисунок 5"/>
@@ -13283,23 +12852,7 @@
         <w:pStyle w:val="a2"/>
       </w:pPr>
       <w:r>
-        <w:t xml:space="preserve">Управление данными также структурировано по модулям. При выполнении Запроса на управление операциями система позволяет выполнять Добавление, Редактирование или Удаление операции, манипулируя соответствующими Данными операций. Аналогично, Запрос на управление категориями дает </w:t>
-      </w:r>
-      <w:proofErr w:type="gramStart"/>
-      <w:r>
-        <w:t>возможность</w:t>
-      </w:r>
-      <w:proofErr w:type="gramEnd"/>
-      <w:r>
-        <w:t xml:space="preserve"> Добавлять</w:t>
-      </w:r>
-      <w:proofErr w:type="gramStart"/>
-      <w:r>
-        <w:t>, Удалять</w:t>
-      </w:r>
-      <w:proofErr w:type="gramEnd"/>
-      <w:r>
-        <w:t xml:space="preserve"> или Просматривать категории, работая с Данными категорий. Ключевым результатом фильтрации и просмотра является формирование Отфильтрованного списка операций, который служит основой как для аналитики, так и для непосредственного ознакомления пользователя с историей транзакций.</w:t>
+        <w:t>Управление данными также структурировано по модулям. При выполнении Запроса на управление операциями система позволяет выполнять Добавление, Редактирование или Удаление операции, манипулируя соответствующими Данными операций. Аналогично, Запрос на управление категориями дает возможность Добавлять, Удалять или Просматривать категории, работая с Данными категорий. Ключевым результатом фильтрации и просмотра является формирование Отфильтрованного списка операций, который служит основой как для аналитики, так и для непосредственного ознакомления пользователя с историей транзакций.</w:t>
       </w:r>
     </w:p>
     <w:p>
@@ -13342,10 +12895,10 @@
       <w:r>
         <w:lastRenderedPageBreak/>
         <w:drawing>
-          <wp:inline distT="0" distB="0" distL="0" distR="0" wp14:anchorId="1868CF93" wp14:editId="3D1E931D">
-            <wp:extent cx="5935980" cy="2964180"/>
+          <wp:inline distT="0" distB="0" distL="0" distR="0" wp14:anchorId="6903FF00" wp14:editId="784991A8">
+            <wp:extent cx="5929630" cy="4107815"/>
             <wp:effectExtent l="0" t="0" r="0" b="0"/>
-            <wp:docPr id="191752805" name="Рисунок 2"/>
+            <wp:docPr id="1139747246" name="Рисунок 1"/>
             <wp:cNvGraphicFramePr>
               <a:graphicFrameLocks xmlns:a="http://schemas.openxmlformats.org/drawingml/2006/main" noChangeAspect="1"/>
             </wp:cNvGraphicFramePr>
@@ -13359,7 +12912,7 @@
                     </pic:cNvPicPr>
                   </pic:nvPicPr>
                   <pic:blipFill>
-                    <a:blip r:embed="rId25">
+                    <a:blip r:embed="rId25" cstate="print">
                       <a:extLst>
                         <a:ext uri="{28A0092B-C50C-407E-A947-70E740481C1C}">
                           <a14:useLocalDpi xmlns:a14="http://schemas.microsoft.com/office/drawing/2010/main" val="0"/>
@@ -13374,7 +12927,7 @@
                   <pic:spPr bwMode="auto">
                     <a:xfrm>
                       <a:off x="0" y="0"/>
-                      <a:ext cx="5935980" cy="2964180"/>
+                      <a:ext cx="5929630" cy="4107815"/>
                     </a:xfrm>
                     <a:prstGeom prst="rect">
                       <a:avLst/>
@@ -13448,10 +13001,10 @@
       </w:pPr>
       <w:r>
         <w:drawing>
-          <wp:inline distT="0" distB="0" distL="0" distR="0" wp14:anchorId="38F95471" wp14:editId="290C855D">
-            <wp:extent cx="5935980" cy="3299460"/>
+          <wp:inline distT="0" distB="0" distL="0" distR="0" wp14:anchorId="32044534" wp14:editId="3D5B72A2">
+            <wp:extent cx="5929630" cy="4107815"/>
             <wp:effectExtent l="0" t="0" r="0" b="0"/>
-            <wp:docPr id="1336971620" name="Рисунок 3"/>
+            <wp:docPr id="894405690" name="Рисунок 4"/>
             <wp:cNvGraphicFramePr>
               <a:graphicFrameLocks xmlns:a="http://schemas.openxmlformats.org/drawingml/2006/main" noChangeAspect="1"/>
             </wp:cNvGraphicFramePr>
@@ -13459,13 +13012,13 @@
               <a:graphicData uri="http://schemas.openxmlformats.org/drawingml/2006/picture">
                 <pic:pic xmlns:pic="http://schemas.openxmlformats.org/drawingml/2006/picture">
                   <pic:nvPicPr>
-                    <pic:cNvPr id="0" name="Picture 3"/>
+                    <pic:cNvPr id="0" name="Picture 5"/>
                     <pic:cNvPicPr>
                       <a:picLocks noChangeAspect="1" noChangeArrowheads="1"/>
                     </pic:cNvPicPr>
                   </pic:nvPicPr>
                   <pic:blipFill>
-                    <a:blip r:embed="rId26">
+                    <a:blip r:embed="rId26" cstate="print">
                       <a:extLst>
                         <a:ext uri="{28A0092B-C50C-407E-A947-70E740481C1C}">
                           <a14:useLocalDpi xmlns:a14="http://schemas.microsoft.com/office/drawing/2010/main" val="0"/>
@@ -13480,7 +13033,7 @@
                   <pic:spPr bwMode="auto">
                     <a:xfrm>
                       <a:off x="0" y="0"/>
-                      <a:ext cx="5935980" cy="3299460"/>
+                      <a:ext cx="5929630" cy="4107815"/>
                     </a:xfrm>
                     <a:prstGeom prst="rect">
                       <a:avLst/>
@@ -13549,10 +13102,10 @@
       <w:r>
         <w:lastRenderedPageBreak/>
         <w:drawing>
-          <wp:inline distT="0" distB="0" distL="0" distR="0" wp14:anchorId="6F23B818" wp14:editId="485A65D5">
-            <wp:extent cx="5935980" cy="3284220"/>
+          <wp:inline distT="0" distB="0" distL="0" distR="0" wp14:anchorId="33443375" wp14:editId="09A295DA">
+            <wp:extent cx="5929630" cy="4107815"/>
             <wp:effectExtent l="0" t="0" r="0" b="0"/>
-            <wp:docPr id="71002134" name="Рисунок 4"/>
+            <wp:docPr id="380126401" name="Рисунок 5"/>
             <wp:cNvGraphicFramePr>
               <a:graphicFrameLocks xmlns:a="http://schemas.openxmlformats.org/drawingml/2006/main" noChangeAspect="1"/>
             </wp:cNvGraphicFramePr>
@@ -13560,13 +13113,13 @@
               <a:graphicData uri="http://schemas.openxmlformats.org/drawingml/2006/picture">
                 <pic:pic xmlns:pic="http://schemas.openxmlformats.org/drawingml/2006/picture">
                   <pic:nvPicPr>
-                    <pic:cNvPr id="0" name="Picture 4"/>
+                    <pic:cNvPr id="0" name="Picture 6"/>
                     <pic:cNvPicPr>
                       <a:picLocks noChangeAspect="1" noChangeArrowheads="1"/>
                     </pic:cNvPicPr>
                   </pic:nvPicPr>
                   <pic:blipFill>
-                    <a:blip r:embed="rId27">
+                    <a:blip r:embed="rId27" cstate="print">
                       <a:extLst>
                         <a:ext uri="{28A0092B-C50C-407E-A947-70E740481C1C}">
                           <a14:useLocalDpi xmlns:a14="http://schemas.microsoft.com/office/drawing/2010/main" val="0"/>
@@ -13581,7 +13134,7 @@
                   <pic:spPr bwMode="auto">
                     <a:xfrm>
                       <a:off x="0" y="0"/>
-                      <a:ext cx="5935980" cy="3284220"/>
+                      <a:ext cx="5929630" cy="4107815"/>
                     </a:xfrm>
                     <a:prstGeom prst="rect">
                       <a:avLst/>
@@ -13637,10 +13190,10 @@
       </w:pPr>
       <w:r>
         <w:drawing>
-          <wp:inline distT="0" distB="0" distL="0" distR="0" wp14:anchorId="37E02595" wp14:editId="55A760DC">
-            <wp:extent cx="5935980" cy="3299460"/>
+          <wp:inline distT="0" distB="0" distL="0" distR="0" wp14:anchorId="3BE6E2BC" wp14:editId="0EB67B3D">
+            <wp:extent cx="5929630" cy="4107815"/>
             <wp:effectExtent l="0" t="0" r="0" b="0"/>
-            <wp:docPr id="854760219" name="Рисунок 5"/>
+            <wp:docPr id="1206241676" name="Рисунок 6"/>
             <wp:cNvGraphicFramePr>
               <a:graphicFrameLocks xmlns:a="http://schemas.openxmlformats.org/drawingml/2006/main" noChangeAspect="1"/>
             </wp:cNvGraphicFramePr>
@@ -13648,13 +13201,13 @@
               <a:graphicData uri="http://schemas.openxmlformats.org/drawingml/2006/picture">
                 <pic:pic xmlns:pic="http://schemas.openxmlformats.org/drawingml/2006/picture">
                   <pic:nvPicPr>
-                    <pic:cNvPr id="0" name="Picture 5"/>
+                    <pic:cNvPr id="0" name="Picture 7"/>
                     <pic:cNvPicPr>
                       <a:picLocks noChangeAspect="1" noChangeArrowheads="1"/>
                     </pic:cNvPicPr>
                   </pic:nvPicPr>
                   <pic:blipFill>
-                    <a:blip r:embed="rId28">
+                    <a:blip r:embed="rId28" cstate="print">
                       <a:extLst>
                         <a:ext uri="{28A0092B-C50C-407E-A947-70E740481C1C}">
                           <a14:useLocalDpi xmlns:a14="http://schemas.microsoft.com/office/drawing/2010/main" val="0"/>
@@ -13669,7 +13222,7 @@
                   <pic:spPr bwMode="auto">
                     <a:xfrm>
                       <a:off x="0" y="0"/>
-                      <a:ext cx="5935980" cy="3299460"/>
+                      <a:ext cx="5929630" cy="4107815"/>
                     </a:xfrm>
                     <a:prstGeom prst="rect">
                       <a:avLst/>
@@ -13726,10 +13279,10 @@
       <w:r>
         <w:lastRenderedPageBreak/>
         <w:drawing>
-          <wp:inline distT="0" distB="0" distL="0" distR="0" wp14:anchorId="1BF29D3E" wp14:editId="7DE3B7AC">
-            <wp:extent cx="5935980" cy="3307080"/>
+          <wp:inline distT="0" distB="0" distL="0" distR="0" wp14:anchorId="6B6712D4" wp14:editId="158E49EB">
+            <wp:extent cx="5929630" cy="4107815"/>
             <wp:effectExtent l="0" t="0" r="0" b="0"/>
-            <wp:docPr id="518574556" name="Рисунок 6"/>
+            <wp:docPr id="59008825" name="Рисунок 7"/>
             <wp:cNvGraphicFramePr>
               <a:graphicFrameLocks xmlns:a="http://schemas.openxmlformats.org/drawingml/2006/main" noChangeAspect="1"/>
             </wp:cNvGraphicFramePr>
@@ -13737,13 +13290,13 @@
               <a:graphicData uri="http://schemas.openxmlformats.org/drawingml/2006/picture">
                 <pic:pic xmlns:pic="http://schemas.openxmlformats.org/drawingml/2006/picture">
                   <pic:nvPicPr>
-                    <pic:cNvPr id="0" name="Picture 6"/>
+                    <pic:cNvPr id="0" name="Picture 8"/>
                     <pic:cNvPicPr>
                       <a:picLocks noChangeAspect="1" noChangeArrowheads="1"/>
                     </pic:cNvPicPr>
                   </pic:nvPicPr>
                   <pic:blipFill>
-                    <a:blip r:embed="rId29">
+                    <a:blip r:embed="rId29" cstate="print">
                       <a:extLst>
                         <a:ext uri="{28A0092B-C50C-407E-A947-70E740481C1C}">
                           <a14:useLocalDpi xmlns:a14="http://schemas.microsoft.com/office/drawing/2010/main" val="0"/>
@@ -13758,7 +13311,7 @@
                   <pic:spPr bwMode="auto">
                     <a:xfrm>
                       <a:off x="0" y="0"/>
-                      <a:ext cx="5935980" cy="3307080"/>
+                      <a:ext cx="5929630" cy="4107815"/>
                     </a:xfrm>
                     <a:prstGeom prst="rect">
                       <a:avLst/>
@@ -13814,10 +13367,10 @@
       </w:pPr>
       <w:r>
         <w:drawing>
-          <wp:inline distT="0" distB="0" distL="0" distR="0" wp14:anchorId="0A1A7EC7" wp14:editId="090DE0B9">
-            <wp:extent cx="5935980" cy="3307080"/>
+          <wp:inline distT="0" distB="0" distL="0" distR="0" wp14:anchorId="039199DF" wp14:editId="7F164CD3">
+            <wp:extent cx="5929630" cy="4107815"/>
             <wp:effectExtent l="0" t="0" r="0" b="0"/>
-            <wp:docPr id="562884369" name="Рисунок 7"/>
+            <wp:docPr id="245099755" name="Рисунок 8"/>
             <wp:cNvGraphicFramePr>
               <a:graphicFrameLocks xmlns:a="http://schemas.openxmlformats.org/drawingml/2006/main" noChangeAspect="1"/>
             </wp:cNvGraphicFramePr>
@@ -13825,13 +13378,13 @@
               <a:graphicData uri="http://schemas.openxmlformats.org/drawingml/2006/picture">
                 <pic:pic xmlns:pic="http://schemas.openxmlformats.org/drawingml/2006/picture">
                   <pic:nvPicPr>
-                    <pic:cNvPr id="0" name="Picture 7"/>
+                    <pic:cNvPr id="0" name="Picture 9"/>
                     <pic:cNvPicPr>
                       <a:picLocks noChangeAspect="1" noChangeArrowheads="1"/>
                     </pic:cNvPicPr>
                   </pic:nvPicPr>
                   <pic:blipFill>
-                    <a:blip r:embed="rId30">
+                    <a:blip r:embed="rId30" cstate="print">
                       <a:extLst>
                         <a:ext uri="{28A0092B-C50C-407E-A947-70E740481C1C}">
                           <a14:useLocalDpi xmlns:a14="http://schemas.microsoft.com/office/drawing/2010/main" val="0"/>
@@ -13846,7 +13399,7 @@
                   <pic:spPr bwMode="auto">
                     <a:xfrm>
                       <a:off x="0" y="0"/>
-                      <a:ext cx="5935980" cy="3307080"/>
+                      <a:ext cx="5929630" cy="4107815"/>
                     </a:xfrm>
                     <a:prstGeom prst="rect">
                       <a:avLst/>
@@ -13902,6 +13455,7 @@
       </w:pPr>
       <w:bookmarkStart w:id="47" w:name="_Toc224492433"/>
       <w:r>
+        <w:lastRenderedPageBreak/>
         <w:t>Модель Базы данных</w:t>
       </w:r>
       <w:bookmarkEnd w:id="47"/>
@@ -13911,15 +13465,7 @@
         <w:pStyle w:val="a2"/>
       </w:pPr>
       <w:r>
-        <w:t xml:space="preserve">В качестве системы управления базами данных для офлайн-хранения информации выбрана </w:t>
-      </w:r>
-      <w:proofErr w:type="spellStart"/>
-      <w:r>
-        <w:t>SQLite</w:t>
-      </w:r>
-      <w:proofErr w:type="spellEnd"/>
-      <w:r>
-        <w:t xml:space="preserve"> — легковесная, встраиваемая реляционная база данных, идеально подходящая для десктопных приложений, работающих с локальными данными.</w:t>
+        <w:t>В качестве системы управления базами данных для офлайн-хранения информации выбрана SQLite — легковесная, встраиваемая реляционная база данных, идеально подходящая для десктопных приложений, работающих с локальными данными.</w:t>
       </w:r>
     </w:p>
     <w:p>
@@ -13927,7 +13473,6 @@
         <w:pStyle w:val="a2"/>
       </w:pPr>
       <w:r>
-        <w:lastRenderedPageBreak/>
         <w:t>Логическая модель данных (</w:t>
       </w:r>
       <w:r>
@@ -13976,19 +13521,11 @@
           <w:lang w:val="en-US"/>
         </w:rPr>
       </w:pPr>
-      <w:proofErr w:type="spellStart"/>
       <w:r>
         <w:rPr>
           <w:lang w:val="en-US"/>
         </w:rPr>
-        <w:t>Income_categories</w:t>
-      </w:r>
-      <w:proofErr w:type="spellEnd"/>
-      <w:r>
-        <w:rPr>
-          <w:lang w:val="en-US"/>
-        </w:rPr>
-        <w:t xml:space="preserve"> (</w:t>
+        <w:t>Income_categories (</w:t>
       </w:r>
       <w:r>
         <w:t>Категории</w:t>
@@ -14016,19 +13553,11 @@
           <w:lang w:val="en-US"/>
         </w:rPr>
       </w:pPr>
-      <w:proofErr w:type="spellStart"/>
       <w:r>
         <w:rPr>
           <w:lang w:val="en-US"/>
         </w:rPr>
-        <w:t>id_income_category</w:t>
-      </w:r>
-      <w:proofErr w:type="spellEnd"/>
-      <w:r>
-        <w:rPr>
-          <w:lang w:val="en-US"/>
-        </w:rPr>
-        <w:t xml:space="preserve"> (INTEGER, PRIMARY KEY) — </w:t>
+        <w:t xml:space="preserve">id_income_category (INTEGER, PRIMARY KEY) — </w:t>
       </w:r>
       <w:r>
         <w:t>уникальный</w:t>
@@ -14065,19 +13594,11 @@
           <w:lang w:val="en-US"/>
         </w:rPr>
       </w:pPr>
-      <w:proofErr w:type="spellStart"/>
       <w:r>
         <w:rPr>
           <w:lang w:val="en-US"/>
         </w:rPr>
-        <w:t>income_category_name</w:t>
-      </w:r>
-      <w:proofErr w:type="spellEnd"/>
-      <w:r>
-        <w:rPr>
-          <w:lang w:val="en-US"/>
-        </w:rPr>
-        <w:t xml:space="preserve"> (TEXT, </w:t>
+        <w:t xml:space="preserve">income_category_name (TEXT, </w:t>
       </w:r>
       <w:r>
         <w:rPr>
@@ -14156,19 +13677,11 @@
           <w:lang w:val="en-US"/>
         </w:rPr>
       </w:pPr>
-      <w:proofErr w:type="spellStart"/>
       <w:r>
         <w:rPr>
           <w:lang w:val="en-US"/>
         </w:rPr>
-        <w:t>expenses_categories</w:t>
-      </w:r>
-      <w:proofErr w:type="spellEnd"/>
-      <w:r>
-        <w:rPr>
-          <w:lang w:val="en-US"/>
-        </w:rPr>
-        <w:t xml:space="preserve"> (</w:t>
+        <w:t>expenses_categories (</w:t>
       </w:r>
       <w:r>
         <w:t>Категории</w:t>
@@ -14196,19 +13709,11 @@
           <w:lang w:val="en-US"/>
         </w:rPr>
       </w:pPr>
-      <w:proofErr w:type="spellStart"/>
       <w:r>
         <w:rPr>
           <w:lang w:val="en-US"/>
         </w:rPr>
-        <w:t>id_expenses_category</w:t>
-      </w:r>
-      <w:proofErr w:type="spellEnd"/>
-      <w:r>
-        <w:rPr>
-          <w:lang w:val="en-US"/>
-        </w:rPr>
-        <w:t xml:space="preserve"> (INTEGER, PRIMARY KEY) — </w:t>
+        <w:t xml:space="preserve">id_expenses_category (INTEGER, PRIMARY KEY) — </w:t>
       </w:r>
       <w:r>
         <w:t>уникальный</w:t>
@@ -14242,13 +13747,8 @@
       <w:pPr>
         <w:pStyle w:val="a0"/>
       </w:pPr>
-      <w:proofErr w:type="spellStart"/>
-      <w:r>
-        <w:t>expenses_category_name</w:t>
-      </w:r>
-      <w:proofErr w:type="spellEnd"/>
-      <w:r>
-        <w:t xml:space="preserve"> (TEXT, </w:t>
+      <w:r>
+        <w:t xml:space="preserve">expenses_category_name (TEXT, </w:t>
       </w:r>
       <w:r>
         <w:rPr>
@@ -14279,19 +13779,11 @@
           <w:lang w:val="en-US"/>
         </w:rPr>
       </w:pPr>
-      <w:proofErr w:type="spellStart"/>
       <w:r>
         <w:rPr>
           <w:lang w:val="en-US"/>
         </w:rPr>
-        <w:t>Income_transactions</w:t>
-      </w:r>
-      <w:proofErr w:type="spellEnd"/>
-      <w:r>
-        <w:rPr>
-          <w:lang w:val="en-US"/>
-        </w:rPr>
-        <w:t xml:space="preserve"> (</w:t>
+        <w:t>Income_transactions (</w:t>
       </w:r>
       <w:r>
         <w:t>Транзакции</w:t>
@@ -14319,19 +13811,11 @@
           <w:lang w:val="en-US"/>
         </w:rPr>
       </w:pPr>
-      <w:proofErr w:type="spellStart"/>
       <w:r>
         <w:rPr>
           <w:lang w:val="en-US"/>
         </w:rPr>
-        <w:t>id_income_transaction</w:t>
-      </w:r>
-      <w:proofErr w:type="spellEnd"/>
-      <w:r>
-        <w:rPr>
-          <w:lang w:val="en-US"/>
-        </w:rPr>
-        <w:t xml:space="preserve"> (INTEGER, PRIMARY KEY) — </w:t>
+        <w:t xml:space="preserve">id_income_transaction (INTEGER, PRIMARY KEY) — </w:t>
       </w:r>
       <w:r>
         <w:t>уникальный</w:t>
@@ -14368,19 +13852,11 @@
           <w:lang w:val="en-US"/>
         </w:rPr>
       </w:pPr>
-      <w:proofErr w:type="spellStart"/>
       <w:r>
         <w:rPr>
           <w:lang w:val="en-US"/>
         </w:rPr>
-        <w:t>income_transaction_name</w:t>
-      </w:r>
-      <w:proofErr w:type="spellEnd"/>
-      <w:r>
-        <w:rPr>
-          <w:lang w:val="en-US"/>
-        </w:rPr>
-        <w:t xml:space="preserve"> (TEXT) — </w:t>
+        <w:t xml:space="preserve">income_transaction_name (TEXT) — </w:t>
       </w:r>
       <w:r>
         <w:t>описание</w:t>
@@ -14426,19 +13902,11 @@
           <w:lang w:val="en-US"/>
         </w:rPr>
       </w:pPr>
-      <w:proofErr w:type="spellStart"/>
       <w:r>
         <w:rPr>
           <w:lang w:val="en-US"/>
         </w:rPr>
-        <w:t>income_transaction_sum</w:t>
-      </w:r>
-      <w:proofErr w:type="spellEnd"/>
-      <w:r>
-        <w:rPr>
-          <w:lang w:val="en-US"/>
-        </w:rPr>
-        <w:t xml:space="preserve"> (REAL</w:t>
+        <w:t>income_transaction_sum (REAL</w:t>
       </w:r>
       <w:r>
         <w:rPr>
@@ -14490,46 +13958,65 @@
           <w:lang w:val="en-US"/>
         </w:rPr>
       </w:pPr>
-      <w:proofErr w:type="spellStart"/>
       <w:r>
         <w:rPr>
           <w:lang w:val="en-US"/>
         </w:rPr>
-        <w:t>id_income_category</w:t>
-      </w:r>
-      <w:proofErr w:type="spellEnd"/>
+        <w:t xml:space="preserve">id_income_category (INTEGER, </w:t>
+      </w:r>
       <w:r>
         <w:rPr>
           <w:lang w:val="en-US"/>
         </w:rPr>
-        <w:t xml:space="preserve"> (INTEGER, </w:t>
+        <w:t>NOT</w:t>
       </w:r>
       <w:r>
         <w:rPr>
           <w:lang w:val="en-US"/>
         </w:rPr>
-        <w:t>NOT</w:t>
+        <w:t xml:space="preserve"> </w:t>
       </w:r>
       <w:r>
         <w:rPr>
           <w:lang w:val="en-US"/>
         </w:rPr>
+        <w:t xml:space="preserve">NULL, </w:t>
+      </w:r>
+      <w:r>
+        <w:rPr>
+          <w:lang w:val="en-US"/>
+        </w:rPr>
+        <w:t xml:space="preserve">FOREIGN KEY) — </w:t>
+      </w:r>
+      <w:r>
+        <w:t>ссылка</w:t>
+      </w:r>
+      <w:r>
+        <w:rPr>
+          <w:lang w:val="en-US"/>
+        </w:rPr>
         <w:t xml:space="preserve"> </w:t>
       </w:r>
       <w:r>
+        <w:t>на</w:t>
+      </w:r>
+      <w:r>
         <w:rPr>
           <w:lang w:val="en-US"/>
         </w:rPr>
-        <w:t xml:space="preserve">NULL, </w:t>
+        <w:t xml:space="preserve"> </w:t>
+      </w:r>
+      <w:r>
+        <w:t>идентификатор</w:t>
       </w:r>
       <w:r>
         <w:rPr>
           <w:lang w:val="en-US"/>
         </w:rPr>
-        <w:t xml:space="preserve">FOREIGN KEY) — </w:t>
-      </w:r>
-      <w:r>
-        <w:t>ссылка</w:t>
+        <w:t xml:space="preserve"> </w:t>
+      </w:r>
+      <w:r>
+        <w:t>категории</w:t>
       </w:r>
       <w:r>
         <w:rPr>
@@ -14538,7 +14025,7 @@
         <w:t xml:space="preserve"> </w:t>
       </w:r>
       <w:r>
-        <w:t>на</w:t>
+        <w:t>дохода</w:t>
       </w:r>
       <w:r>
         <w:rPr>
@@ -14547,7 +14034,7 @@
         <w:t xml:space="preserve"> </w:t>
       </w:r>
       <w:r>
-        <w:t>идентификатор</w:t>
+        <w:t>из</w:t>
       </w:r>
       <w:r>
         <w:rPr>
@@ -14556,54 +14043,13 @@
         <w:t xml:space="preserve"> </w:t>
       </w:r>
       <w:r>
-        <w:t>категории</w:t>
+        <w:t>таблицы</w:t>
       </w:r>
       <w:r>
         <w:rPr>
           <w:lang w:val="en-US"/>
         </w:rPr>
-        <w:t xml:space="preserve"> </w:t>
-      </w:r>
-      <w:r>
-        <w:t>дохода</w:t>
-      </w:r>
-      <w:r>
-        <w:rPr>
-          <w:lang w:val="en-US"/>
-        </w:rPr>
-        <w:t xml:space="preserve"> </w:t>
-      </w:r>
-      <w:r>
-        <w:t>из</w:t>
-      </w:r>
-      <w:r>
-        <w:rPr>
-          <w:lang w:val="en-US"/>
-        </w:rPr>
-        <w:t xml:space="preserve"> </w:t>
-      </w:r>
-      <w:r>
-        <w:t>таблицы</w:t>
-      </w:r>
-      <w:r>
-        <w:rPr>
-          <w:lang w:val="en-US"/>
-        </w:rPr>
-        <w:t xml:space="preserve"> </w:t>
-      </w:r>
-      <w:proofErr w:type="spellStart"/>
-      <w:r>
-        <w:rPr>
-          <w:lang w:val="en-US"/>
-        </w:rPr>
-        <w:t>Income_categories</w:t>
-      </w:r>
-      <w:proofErr w:type="spellEnd"/>
-      <w:r>
-        <w:rPr>
-          <w:lang w:val="en-US"/>
-        </w:rPr>
-        <w:t xml:space="preserve">. </w:t>
+        <w:t xml:space="preserve"> Income_categories. </w:t>
       </w:r>
       <w:r>
         <w:t>Обеспечивает</w:t>
@@ -14667,19 +14113,11 @@
           <w:lang w:val="en-US"/>
         </w:rPr>
       </w:pPr>
-      <w:proofErr w:type="spellStart"/>
       <w:r>
         <w:rPr>
           <w:lang w:val="en-US"/>
         </w:rPr>
-        <w:t>income_transaction_date</w:t>
-      </w:r>
-      <w:proofErr w:type="spellEnd"/>
-      <w:r>
-        <w:rPr>
-          <w:lang w:val="en-US"/>
-        </w:rPr>
-        <w:t xml:space="preserve"> (</w:t>
+        <w:t>income_transaction_date (</w:t>
       </w:r>
       <w:r>
         <w:rPr>
@@ -14776,19 +14214,12 @@
           <w:lang w:val="en-US"/>
         </w:rPr>
       </w:pPr>
-      <w:proofErr w:type="spellStart"/>
       <w:r>
         <w:rPr>
           <w:lang w:val="en-US"/>
         </w:rPr>
-        <w:t>expenses_transactions</w:t>
-      </w:r>
-      <w:proofErr w:type="spellEnd"/>
-      <w:r>
-        <w:rPr>
-          <w:lang w:val="en-US"/>
-        </w:rPr>
-        <w:t xml:space="preserve"> (</w:t>
+        <w:lastRenderedPageBreak/>
+        <w:t>expenses_transactions (</w:t>
       </w:r>
       <w:r>
         <w:t>Транзакции</w:t>
@@ -14816,19 +14247,11 @@
           <w:lang w:val="en-US"/>
         </w:rPr>
       </w:pPr>
-      <w:proofErr w:type="spellStart"/>
       <w:r>
         <w:rPr>
           <w:lang w:val="en-US"/>
         </w:rPr>
-        <w:t>id_expenses_transaction</w:t>
-      </w:r>
-      <w:proofErr w:type="spellEnd"/>
-      <w:r>
-        <w:rPr>
-          <w:lang w:val="en-US"/>
-        </w:rPr>
-        <w:t xml:space="preserve"> (INTEGER, PRIMARY KEY) — </w:t>
+        <w:t xml:space="preserve">id_expenses_transaction (INTEGER, PRIMARY KEY) — </w:t>
       </w:r>
       <w:r>
         <w:t>уникальный</w:t>
@@ -14865,19 +14288,11 @@
           <w:lang w:val="en-US"/>
         </w:rPr>
       </w:pPr>
-      <w:proofErr w:type="spellStart"/>
       <w:r>
         <w:rPr>
           <w:lang w:val="en-US"/>
         </w:rPr>
-        <w:t>expenses_transaction_name</w:t>
-      </w:r>
-      <w:proofErr w:type="spellEnd"/>
-      <w:r>
-        <w:rPr>
-          <w:lang w:val="en-US"/>
-        </w:rPr>
-        <w:t xml:space="preserve"> (TEXT) — </w:t>
+        <w:t xml:space="preserve">expenses_transaction_name (TEXT) — </w:t>
       </w:r>
       <w:r>
         <w:t>описание</w:t>
@@ -14923,19 +14338,11 @@
           <w:lang w:val="en-US"/>
         </w:rPr>
       </w:pPr>
-      <w:proofErr w:type="spellStart"/>
       <w:r>
         <w:rPr>
           <w:lang w:val="en-US"/>
         </w:rPr>
-        <w:t>expenses_transaction_sum</w:t>
-      </w:r>
-      <w:proofErr w:type="spellEnd"/>
-      <w:r>
-        <w:rPr>
-          <w:lang w:val="en-US"/>
-        </w:rPr>
-        <w:t xml:space="preserve"> (REAL</w:t>
+        <w:t>expenses_transaction_sum (REAL</w:t>
       </w:r>
       <w:r>
         <w:rPr>
@@ -14987,47 +14394,65 @@
           <w:lang w:val="en-US"/>
         </w:rPr>
       </w:pPr>
-      <w:proofErr w:type="spellStart"/>
       <w:r>
         <w:rPr>
           <w:lang w:val="en-US"/>
         </w:rPr>
-        <w:lastRenderedPageBreak/>
-        <w:t>id_expenses_category</w:t>
-      </w:r>
-      <w:proofErr w:type="spellEnd"/>
+        <w:t xml:space="preserve">id_expenses_category (INTEGER, </w:t>
+      </w:r>
       <w:r>
         <w:rPr>
           <w:lang w:val="en-US"/>
         </w:rPr>
-        <w:t xml:space="preserve"> (INTEGER, </w:t>
+        <w:t>NOT</w:t>
       </w:r>
       <w:r>
         <w:rPr>
           <w:lang w:val="en-US"/>
         </w:rPr>
-        <w:t>NOT</w:t>
+        <w:t xml:space="preserve"> </w:t>
       </w:r>
       <w:r>
         <w:rPr>
           <w:lang w:val="en-US"/>
         </w:rPr>
+        <w:t xml:space="preserve">NULL, </w:t>
+      </w:r>
+      <w:r>
+        <w:rPr>
+          <w:lang w:val="en-US"/>
+        </w:rPr>
+        <w:t xml:space="preserve">FOREIGN KEY) — </w:t>
+      </w:r>
+      <w:r>
+        <w:t>ссылка</w:t>
+      </w:r>
+      <w:r>
+        <w:rPr>
+          <w:lang w:val="en-US"/>
+        </w:rPr>
         <w:t xml:space="preserve"> </w:t>
       </w:r>
       <w:r>
+        <w:t>на</w:t>
+      </w:r>
+      <w:r>
         <w:rPr>
           <w:lang w:val="en-US"/>
         </w:rPr>
-        <w:t xml:space="preserve">NULL, </w:t>
+        <w:t xml:space="preserve"> </w:t>
+      </w:r>
+      <w:r>
+        <w:t>идентификатор</w:t>
       </w:r>
       <w:r>
         <w:rPr>
           <w:lang w:val="en-US"/>
         </w:rPr>
-        <w:t xml:space="preserve">FOREIGN KEY) — </w:t>
-      </w:r>
-      <w:r>
-        <w:t>ссылка</w:t>
+        <w:t xml:space="preserve"> </w:t>
+      </w:r>
+      <w:r>
+        <w:t>категории</w:t>
       </w:r>
       <w:r>
         <w:rPr>
@@ -15036,7 +14461,7 @@
         <w:t xml:space="preserve"> </w:t>
       </w:r>
       <w:r>
-        <w:t>на</w:t>
+        <w:t>расхода</w:t>
       </w:r>
       <w:r>
         <w:rPr>
@@ -15045,7 +14470,7 @@
         <w:t xml:space="preserve"> </w:t>
       </w:r>
       <w:r>
-        <w:t>идентификатор</w:t>
+        <w:t>из</w:t>
       </w:r>
       <w:r>
         <w:rPr>
@@ -15054,54 +14479,13 @@
         <w:t xml:space="preserve"> </w:t>
       </w:r>
       <w:r>
-        <w:t>категории</w:t>
+        <w:t>таблицы</w:t>
       </w:r>
       <w:r>
         <w:rPr>
           <w:lang w:val="en-US"/>
         </w:rPr>
-        <w:t xml:space="preserve"> </w:t>
-      </w:r>
-      <w:r>
-        <w:t>расхода</w:t>
-      </w:r>
-      <w:r>
-        <w:rPr>
-          <w:lang w:val="en-US"/>
-        </w:rPr>
-        <w:t xml:space="preserve"> </w:t>
-      </w:r>
-      <w:r>
-        <w:t>из</w:t>
-      </w:r>
-      <w:r>
-        <w:rPr>
-          <w:lang w:val="en-US"/>
-        </w:rPr>
-        <w:t xml:space="preserve"> </w:t>
-      </w:r>
-      <w:r>
-        <w:t>таблицы</w:t>
-      </w:r>
-      <w:r>
-        <w:rPr>
-          <w:lang w:val="en-US"/>
-        </w:rPr>
-        <w:t xml:space="preserve"> </w:t>
-      </w:r>
-      <w:proofErr w:type="spellStart"/>
-      <w:r>
-        <w:rPr>
-          <w:lang w:val="en-US"/>
-        </w:rPr>
-        <w:t>expenses_categories</w:t>
-      </w:r>
-      <w:proofErr w:type="spellEnd"/>
-      <w:r>
-        <w:rPr>
-          <w:lang w:val="en-US"/>
-        </w:rPr>
-        <w:t>.</w:t>
+        <w:t xml:space="preserve"> expenses_categories.</w:t>
       </w:r>
     </w:p>
     <w:p>
@@ -15111,19 +14495,11 @@
           <w:lang w:val="en-US"/>
         </w:rPr>
       </w:pPr>
-      <w:proofErr w:type="spellStart"/>
       <w:r>
         <w:rPr>
           <w:lang w:val="en-US"/>
         </w:rPr>
-        <w:t>expenses_transaction_date</w:t>
-      </w:r>
-      <w:proofErr w:type="spellEnd"/>
-      <w:r>
-        <w:rPr>
-          <w:lang w:val="en-US"/>
-        </w:rPr>
-        <w:t xml:space="preserve"> (</w:t>
+        <w:t>expenses_transaction_date (</w:t>
       </w:r>
       <w:r>
         <w:rPr>
@@ -15269,23 +14645,7 @@
         <w:pStyle w:val="a2"/>
       </w:pPr>
       <w:r>
-        <w:t>Для проекта "</w:t>
-      </w:r>
-      <w:proofErr w:type="spellStart"/>
-      <w:r>
-        <w:t>Finlytics</w:t>
-      </w:r>
-      <w:proofErr w:type="spellEnd"/>
-      <w:r>
-        <w:t>" выбрана чистая многослойная архитектура (</w:t>
-      </w:r>
-      <w:proofErr w:type="spellStart"/>
-      <w:r>
-        <w:t>Layered</w:t>
-      </w:r>
-      <w:proofErr w:type="spellEnd"/>
-      <w:r>
-        <w:t xml:space="preserve"> Architecture), реализованн</w:t>
+        <w:t>Для проекта "Finlytics" выбрана чистая многослойная архитектура (Layered Architecture), реализованн</w:t>
       </w:r>
       <w:r>
         <w:t>ая</w:t>
@@ -15293,13 +14653,9 @@
       <w:r>
         <w:t xml:space="preserve"> в рамках паттерна MVVM (Model-View-</w:t>
       </w:r>
-      <w:proofErr w:type="spellStart"/>
-      <w:r>
-        <w:t>ViewModel</w:t>
-      </w:r>
-      <w:proofErr w:type="spellEnd"/>
-      <w:r>
-        <w:t>) на клиентской стороне. Это классический и наиболее подходящий выбор для десктопного офлайн-приложения.</w:t>
+      <w:r>
+        <w:lastRenderedPageBreak/>
+        <w:t>ViewModel) на клиентской стороне. Это классический и наиболее подходящий выбор для десктопного офлайн-приложения.</w:t>
       </w:r>
     </w:p>
     <w:p>
@@ -15328,11 +14684,7 @@
         <w:t xml:space="preserve">Разрабатываемое </w:t>
       </w:r>
       <w:r>
-        <w:t xml:space="preserve">приложение — десктопное, офлайн, однопользовательское. Ему не требуется сложная </w:t>
-      </w:r>
-      <w:r>
-        <w:lastRenderedPageBreak/>
-        <w:t>распределенная архитектура (как SOA или микросервисы) или разделение на физические уровни (как трехуровневая архитектура). Многослойная архитектура идеально подходит для таких монолитных приложений, обеспечивая логическое разделение ответственности без излишнего усложнения инфраструктуры.</w:t>
+        <w:t>приложение — десктопное, офлайн, однопользовательское. Ему не требуется сложная распределенная архитектура (как SOA или микросервисы) или разделение на физические уровни (как трехуровневая архитектура). Многослойная архитектура идеально подходит для таких монолитных приложений, обеспечивая логическое разделение ответственности без излишнего усложнения инфраструктуры.</w:t>
       </w:r>
     </w:p>
     <w:p>
@@ -15340,23 +14692,7 @@
         <w:pStyle w:val="a"/>
       </w:pPr>
       <w:r>
-        <w:t>Принцип разделения ответственности (</w:t>
-      </w:r>
-      <w:proofErr w:type="spellStart"/>
-      <w:r>
-        <w:t>SoC</w:t>
-      </w:r>
-      <w:proofErr w:type="spellEnd"/>
-      <w:r>
-        <w:t xml:space="preserve">): Архитектура четко разделяет приложение на слои: UI (View) отвечает только за отображение, </w:t>
-      </w:r>
-      <w:proofErr w:type="spellStart"/>
-      <w:r>
-        <w:t>ViewModel</w:t>
-      </w:r>
-      <w:proofErr w:type="spellEnd"/>
-      <w:r>
-        <w:t xml:space="preserve"> — за состояние и логику представления, а Model (Репозиторий и источник данных) — за бизнес-логику и данные. Это делает код понятным, тестируемым и легким в сопровождении.</w:t>
+        <w:t>Принцип разделения ответственности (SoC): Архитектура четко разделяет приложение на слои: UI (View) отвечает только за отображение, ViewModel — за состояние и логику представления, а Model (Репозиторий и источник данных) — за бизнес-логику и данные. Это делает код понятным, тестируемым и легким в сопровождении.</w:t>
       </w:r>
     </w:p>
     <w:p>
@@ -15364,23 +14700,7 @@
         <w:pStyle w:val="a"/>
       </w:pPr>
       <w:r>
-        <w:t xml:space="preserve">Гибкость и расширяемость: Паттерн MVVM и многослойность обеспечивают гибкость. Мы можем изменить способ хранения данных, модифицируя только слой </w:t>
-      </w:r>
-      <w:proofErr w:type="spellStart"/>
-      <w:r>
-        <w:t>Repository</w:t>
-      </w:r>
-      <w:proofErr w:type="spellEnd"/>
-      <w:r>
-        <w:t xml:space="preserve"> и источники данных, не трогая при этом </w:t>
-      </w:r>
-      <w:proofErr w:type="spellStart"/>
-      <w:r>
-        <w:t>ViewModel</w:t>
-      </w:r>
-      <w:proofErr w:type="spellEnd"/>
-      <w:r>
-        <w:t xml:space="preserve"> и UI. Аналогично, изменение интерфейса не влияет на бизнес-логику.</w:t>
+        <w:t>Гибкость и расширяемость: Паттерн MVVM и многослойность обеспечивают гибкость. Мы можем изменить способ хранения данных, модифицируя только слой Repository и источники данных, не трогая при этом ViewModel и UI. Аналогично, изменение интерфейса не влияет на бизнес-логику.</w:t>
       </w:r>
     </w:p>
     <w:p>
@@ -15388,31 +14708,7 @@
         <w:pStyle w:val="a"/>
       </w:pPr>
       <w:r>
-        <w:t xml:space="preserve">Поддержка реактивности: </w:t>
-      </w:r>
-      <w:proofErr w:type="spellStart"/>
-      <w:r>
-        <w:t>Kotlin</w:t>
-      </w:r>
-      <w:proofErr w:type="spellEnd"/>
-      <w:r>
-        <w:t xml:space="preserve"> </w:t>
-      </w:r>
-      <w:proofErr w:type="spellStart"/>
-      <w:r>
-        <w:t>Flows</w:t>
-      </w:r>
-      <w:proofErr w:type="spellEnd"/>
-      <w:r>
-        <w:t xml:space="preserve">, используемые в </w:t>
-      </w:r>
-      <w:proofErr w:type="spellStart"/>
-      <w:r>
-        <w:t>ViewModel</w:t>
-      </w:r>
-      <w:proofErr w:type="spellEnd"/>
-      <w:r>
-        <w:t>, идеально вписываются в эту архитектуру, позволяя UI автоматически реагировать на изменения в состоянии (State).</w:t>
+        <w:t>Поддержка реактивности: Kotlin Flows, используемые в ViewModel, идеально вписываются в эту архитектуру, позволяя UI автоматически реагировать на изменения в состоянии (State).</w:t>
       </w:r>
     </w:p>
     <w:p>
@@ -15420,15 +14716,7 @@
         <w:pStyle w:val="a"/>
       </w:pPr>
       <w:r>
-        <w:t xml:space="preserve">Простота для команды: Архитектура понятна всем разработчикам, использующим </w:t>
-      </w:r>
-      <w:proofErr w:type="spellStart"/>
-      <w:r>
-        <w:t>Kotlin</w:t>
-      </w:r>
-      <w:proofErr w:type="spellEnd"/>
-      <w:r>
-        <w:t>, и не требует изучения сложных распределенных концепций.</w:t>
+        <w:t>Простота для команды: Архитектура понятна всем разработчикам, использующим Kotlin, и не требует изучения сложных распределенных концепций.</w:t>
       </w:r>
     </w:p>
     <w:p>
@@ -15595,7 +14883,15 @@
                 <w:sz w:val="24"/>
                 <w:szCs w:val="22"/>
               </w:rPr>
-              <w:t>Язык реализации</w:t>
+              <w:t xml:space="preserve">Язык </w:t>
+            </w:r>
+            <w:r>
+              <w:rPr>
+                <w:sz w:val="24"/>
+                <w:szCs w:val="22"/>
+              </w:rPr>
+              <w:lastRenderedPageBreak/>
+              <w:t>реализации</w:t>
             </w:r>
           </w:p>
         </w:tc>
@@ -15613,15 +14909,14 @@
                 <w:szCs w:val="22"/>
               </w:rPr>
             </w:pPr>
-            <w:proofErr w:type="spellStart"/>
             <w:r>
               <w:rPr>
                 <w:sz w:val="24"/>
                 <w:szCs w:val="22"/>
               </w:rPr>
+              <w:lastRenderedPageBreak/>
               <w:t>Kotlin</w:t>
             </w:r>
-            <w:proofErr w:type="spellEnd"/>
           </w:p>
         </w:tc>
         <w:tc>
@@ -15643,23 +14938,15 @@
                 <w:sz w:val="24"/>
                 <w:szCs w:val="22"/>
               </w:rPr>
-              <w:t xml:space="preserve">Современный, лаконичный и безопасный язык для платформы JVM. Идеально подходит для разработки десктопных приложений с </w:t>
-            </w:r>
-            <w:proofErr w:type="spellStart"/>
+              <w:t xml:space="preserve">Современный, лаконичный и безопасный язык </w:t>
+            </w:r>
             <w:r>
               <w:rPr>
                 <w:sz w:val="24"/>
                 <w:szCs w:val="22"/>
               </w:rPr>
-              <w:t>Compose</w:t>
-            </w:r>
-            <w:proofErr w:type="spellEnd"/>
-            <w:r>
-              <w:rPr>
-                <w:sz w:val="24"/>
-                <w:szCs w:val="22"/>
-              </w:rPr>
-              <w:t xml:space="preserve"> для Desktop. Обеспечивает отличную совместимость с существующими Java-библиотеками.</w:t>
+              <w:lastRenderedPageBreak/>
+              <w:t>для платформы JVM. Идеально подходит для разработки десктопных приложений с Compose для Desktop. Обеспечивает отличную совместимость с существующими Java-библиотеками.</w:t>
             </w:r>
           </w:p>
         </w:tc>
@@ -15687,6 +14974,7 @@
                 <w:sz w:val="24"/>
                 <w:szCs w:val="22"/>
               </w:rPr>
+              <w:lastRenderedPageBreak/>
               <w:t>UI-фреймворк (Слой View)</w:t>
             </w:r>
           </w:p>
@@ -15705,132 +14993,35 @@
                 <w:szCs w:val="22"/>
               </w:rPr>
             </w:pPr>
-            <w:proofErr w:type="spellStart"/>
             <w:r>
               <w:rPr>
                 <w:sz w:val="24"/>
                 <w:szCs w:val="22"/>
               </w:rPr>
-              <w:t>Jetpack</w:t>
-            </w:r>
-            <w:proofErr w:type="spellEnd"/>
-            <w:r>
+              <w:t>Jetpack Compose for Desktop</w:t>
+            </w:r>
+          </w:p>
+        </w:tc>
+        <w:tc>
+          <w:tcPr>
+            <w:tcW w:w="0" w:type="auto"/>
+          </w:tcPr>
+          <w:p>
+            <w:pPr>
+              <w:pStyle w:val="a2"/>
+              <w:spacing w:line="240" w:lineRule="auto"/>
+              <w:ind w:firstLine="0"/>
               <w:rPr>
                 <w:sz w:val="24"/>
                 <w:szCs w:val="22"/>
               </w:rPr>
-              <w:t xml:space="preserve"> </w:t>
-            </w:r>
-            <w:proofErr w:type="spellStart"/>
+            </w:pPr>
             <w:r>
               <w:rPr>
                 <w:sz w:val="24"/>
                 <w:szCs w:val="22"/>
               </w:rPr>
-              <w:t>Compose</w:t>
-            </w:r>
-            <w:proofErr w:type="spellEnd"/>
-            <w:r>
-              <w:rPr>
-                <w:sz w:val="24"/>
-                <w:szCs w:val="22"/>
-              </w:rPr>
-              <w:t xml:space="preserve"> for Desktop</w:t>
-            </w:r>
-          </w:p>
-        </w:tc>
-        <w:tc>
-          <w:tcPr>
-            <w:tcW w:w="0" w:type="auto"/>
-          </w:tcPr>
-          <w:p>
-            <w:pPr>
-              <w:pStyle w:val="a2"/>
-              <w:spacing w:line="240" w:lineRule="auto"/>
-              <w:ind w:firstLine="0"/>
-              <w:rPr>
-                <w:sz w:val="24"/>
-                <w:szCs w:val="22"/>
-              </w:rPr>
-            </w:pPr>
-            <w:r>
-              <w:rPr>
-                <w:sz w:val="24"/>
-                <w:szCs w:val="22"/>
-              </w:rPr>
-              <w:t xml:space="preserve">Современный декларативный фреймворк для создания нативных UI. Позволяет писать меньше кода, он более интуитивен и легче поддерживается по сравнению с устаревшими инструментами типа </w:t>
-            </w:r>
-            <w:proofErr w:type="spellStart"/>
-            <w:r>
-              <w:rPr>
-                <w:sz w:val="24"/>
-                <w:szCs w:val="22"/>
-              </w:rPr>
-              <w:t>Swing</w:t>
-            </w:r>
-            <w:proofErr w:type="spellEnd"/>
-            <w:r>
-              <w:rPr>
-                <w:sz w:val="24"/>
-                <w:szCs w:val="22"/>
-              </w:rPr>
-              <w:t xml:space="preserve"> или </w:t>
-            </w:r>
-            <w:proofErr w:type="spellStart"/>
-            <w:r>
-              <w:rPr>
-                <w:sz w:val="24"/>
-                <w:szCs w:val="22"/>
-              </w:rPr>
-              <w:t>JavaFX</w:t>
-            </w:r>
-            <w:proofErr w:type="spellEnd"/>
-            <w:r>
-              <w:rPr>
-                <w:sz w:val="24"/>
-                <w:szCs w:val="22"/>
-              </w:rPr>
-              <w:t xml:space="preserve">. Идеально интегрируется с реактивной моделью </w:t>
-            </w:r>
-            <w:r>
-              <w:rPr>
-                <w:sz w:val="24"/>
-                <w:szCs w:val="22"/>
-              </w:rPr>
-              <w:lastRenderedPageBreak/>
-              <w:t xml:space="preserve">MVVM через </w:t>
-            </w:r>
-            <w:proofErr w:type="spellStart"/>
-            <w:r>
-              <w:rPr>
-                <w:sz w:val="24"/>
-                <w:szCs w:val="22"/>
-              </w:rPr>
-              <w:t>Kotlin</w:t>
-            </w:r>
-            <w:proofErr w:type="spellEnd"/>
-            <w:r>
-              <w:rPr>
-                <w:sz w:val="24"/>
-                <w:szCs w:val="22"/>
-              </w:rPr>
-              <w:t xml:space="preserve"> </w:t>
-            </w:r>
-            <w:proofErr w:type="spellStart"/>
-            <w:r>
-              <w:rPr>
-                <w:sz w:val="24"/>
-                <w:szCs w:val="22"/>
-              </w:rPr>
-              <w:t>Flow</w:t>
-            </w:r>
-            <w:proofErr w:type="spellEnd"/>
-            <w:r>
-              <w:rPr>
-                <w:sz w:val="24"/>
-                <w:szCs w:val="22"/>
-              </w:rPr>
-              <w:t>.</w:t>
+              <w:t>Современный декларативный фреймворк для создания нативных UI. Позволяет писать меньше кода, он более интуитивен и легче поддерживается по сравнению с устаревшими инструментами типа Swing или JavaFX. Идеально интегрируется с реактивной моделью MVVM через Kotlin Flow.</w:t>
             </w:r>
           </w:p>
         </w:tc>
@@ -15876,181 +15067,35 @@
                 <w:szCs w:val="22"/>
               </w:rPr>
             </w:pPr>
-            <w:proofErr w:type="spellStart"/>
             <w:r>
               <w:rPr>
                 <w:sz w:val="24"/>
                 <w:szCs w:val="22"/>
               </w:rPr>
-              <w:t>Kotlin</w:t>
-            </w:r>
-            <w:proofErr w:type="spellEnd"/>
-            <w:r>
+              <w:t>Kotlin Coroutines &amp; Flow (ViewModel)</w:t>
+            </w:r>
+          </w:p>
+        </w:tc>
+        <w:tc>
+          <w:tcPr>
+            <w:tcW w:w="0" w:type="auto"/>
+          </w:tcPr>
+          <w:p>
+            <w:pPr>
+              <w:pStyle w:val="a2"/>
+              <w:spacing w:line="240" w:lineRule="auto"/>
+              <w:ind w:firstLine="0"/>
               <w:rPr>
                 <w:sz w:val="24"/>
                 <w:szCs w:val="22"/>
               </w:rPr>
-              <w:t xml:space="preserve"> </w:t>
-            </w:r>
-            <w:proofErr w:type="spellStart"/>
+            </w:pPr>
             <w:r>
               <w:rPr>
                 <w:sz w:val="24"/>
                 <w:szCs w:val="22"/>
               </w:rPr>
-              <w:t>Coroutines</w:t>
-            </w:r>
-            <w:proofErr w:type="spellEnd"/>
-            <w:r>
-              <w:rPr>
-                <w:sz w:val="24"/>
-                <w:szCs w:val="22"/>
-              </w:rPr>
-              <w:t xml:space="preserve"> &amp; </w:t>
-            </w:r>
-            <w:proofErr w:type="spellStart"/>
-            <w:r>
-              <w:rPr>
-                <w:sz w:val="24"/>
-                <w:szCs w:val="22"/>
-              </w:rPr>
-              <w:t>Flow</w:t>
-            </w:r>
-            <w:proofErr w:type="spellEnd"/>
-            <w:r>
-              <w:rPr>
-                <w:sz w:val="24"/>
-                <w:szCs w:val="22"/>
-              </w:rPr>
-              <w:t xml:space="preserve"> (</w:t>
-            </w:r>
-            <w:proofErr w:type="spellStart"/>
-            <w:r>
-              <w:rPr>
-                <w:sz w:val="24"/>
-                <w:szCs w:val="22"/>
-              </w:rPr>
-              <w:t>ViewModel</w:t>
-            </w:r>
-            <w:proofErr w:type="spellEnd"/>
-            <w:r>
-              <w:rPr>
-                <w:sz w:val="24"/>
-                <w:szCs w:val="22"/>
-              </w:rPr>
-              <w:t>)</w:t>
-            </w:r>
-          </w:p>
-        </w:tc>
-        <w:tc>
-          <w:tcPr>
-            <w:tcW w:w="0" w:type="auto"/>
-          </w:tcPr>
-          <w:p>
-            <w:pPr>
-              <w:pStyle w:val="a2"/>
-              <w:spacing w:line="240" w:lineRule="auto"/>
-              <w:ind w:firstLine="0"/>
-              <w:rPr>
-                <w:sz w:val="24"/>
-                <w:szCs w:val="22"/>
-              </w:rPr>
-            </w:pPr>
-            <w:proofErr w:type="spellStart"/>
-            <w:r>
-              <w:rPr>
-                <w:sz w:val="24"/>
-                <w:szCs w:val="22"/>
-              </w:rPr>
-              <w:t>Flow</w:t>
-            </w:r>
-            <w:proofErr w:type="spellEnd"/>
-            <w:r>
-              <w:rPr>
-                <w:sz w:val="24"/>
-                <w:szCs w:val="22"/>
-              </w:rPr>
-              <w:t xml:space="preserve"> обеспечивает реактивный поток данных. </w:t>
-            </w:r>
-            <w:proofErr w:type="spellStart"/>
-            <w:r>
-              <w:rPr>
-                <w:sz w:val="24"/>
-                <w:szCs w:val="22"/>
-              </w:rPr>
-              <w:t>ViewModel</w:t>
-            </w:r>
-            <w:proofErr w:type="spellEnd"/>
-            <w:r>
-              <w:rPr>
-                <w:sz w:val="24"/>
-                <w:szCs w:val="22"/>
-              </w:rPr>
-              <w:t xml:space="preserve"> подписывается на изменения в </w:t>
-            </w:r>
-            <w:proofErr w:type="spellStart"/>
-            <w:r>
-              <w:rPr>
-                <w:sz w:val="24"/>
-                <w:szCs w:val="22"/>
-              </w:rPr>
-              <w:t>Repository</w:t>
-            </w:r>
-            <w:proofErr w:type="spellEnd"/>
-            <w:r>
-              <w:rPr>
-                <w:sz w:val="24"/>
-                <w:szCs w:val="22"/>
-              </w:rPr>
-              <w:t xml:space="preserve"> (которые также могут быть представлены как </w:t>
-            </w:r>
-            <w:proofErr w:type="spellStart"/>
-            <w:r>
-              <w:rPr>
-                <w:sz w:val="24"/>
-                <w:szCs w:val="22"/>
-              </w:rPr>
-              <w:t>Flow</w:t>
-            </w:r>
-            <w:proofErr w:type="spellEnd"/>
-            <w:r>
-              <w:rPr>
-                <w:sz w:val="24"/>
-                <w:szCs w:val="22"/>
-              </w:rPr>
-              <w:t xml:space="preserve">) и предоставляет </w:t>
-            </w:r>
-            <w:proofErr w:type="spellStart"/>
-            <w:r>
-              <w:rPr>
-                <w:sz w:val="24"/>
-                <w:szCs w:val="22"/>
-              </w:rPr>
-              <w:t>StateFlow</w:t>
-            </w:r>
-            <w:proofErr w:type="spellEnd"/>
-            <w:r>
-              <w:rPr>
-                <w:sz w:val="24"/>
-                <w:szCs w:val="22"/>
-              </w:rPr>
-              <w:t xml:space="preserve"> для UI. </w:t>
-            </w:r>
-            <w:proofErr w:type="spellStart"/>
-            <w:r>
-              <w:rPr>
-                <w:sz w:val="24"/>
-                <w:szCs w:val="22"/>
-              </w:rPr>
-              <w:t>Coroutines</w:t>
-            </w:r>
-            <w:proofErr w:type="spellEnd"/>
-            <w:r>
-              <w:rPr>
-                <w:sz w:val="24"/>
-                <w:szCs w:val="22"/>
-              </w:rPr>
-              <w:t xml:space="preserve"> используются для асинхронных операций с БД, не блокируя главный поток UI.</w:t>
+              <w:t>Flow обеспечивает реактивный поток данных. ViewModel подписывается на изменения в Repository (которые также могут быть представлены как Flow) и предоставляет StateFlow для UI. Coroutines используются для асинхронных операций с БД, не блокируя главный поток UI.</w:t>
             </w:r>
           </w:p>
         </w:tc>
@@ -16078,56 +15123,31 @@
                 <w:sz w:val="24"/>
                 <w:szCs w:val="22"/>
               </w:rPr>
-              <w:t>Слой данных (</w:t>
-            </w:r>
-            <w:proofErr w:type="spellStart"/>
-            <w:r>
+              <w:t>Слой данных (Repository)</w:t>
+            </w:r>
+          </w:p>
+        </w:tc>
+        <w:tc>
+          <w:tcPr>
+            <w:tcW w:w="0" w:type="auto"/>
+          </w:tcPr>
+          <w:p>
+            <w:pPr>
+              <w:pStyle w:val="a2"/>
+              <w:spacing w:line="240" w:lineRule="auto"/>
+              <w:ind w:firstLine="0"/>
               <w:rPr>
                 <w:sz w:val="24"/>
                 <w:szCs w:val="22"/>
               </w:rPr>
-              <w:t>Repository</w:t>
-            </w:r>
-            <w:proofErr w:type="spellEnd"/>
+            </w:pPr>
             <w:r>
               <w:rPr>
                 <w:sz w:val="24"/>
                 <w:szCs w:val="22"/>
               </w:rPr>
-              <w:t>)</w:t>
-            </w:r>
-          </w:p>
-        </w:tc>
-        <w:tc>
-          <w:tcPr>
-            <w:tcW w:w="0" w:type="auto"/>
-          </w:tcPr>
-          <w:p>
-            <w:pPr>
-              <w:pStyle w:val="a2"/>
-              <w:spacing w:line="240" w:lineRule="auto"/>
-              <w:ind w:firstLine="0"/>
-              <w:rPr>
-                <w:sz w:val="24"/>
-                <w:szCs w:val="22"/>
-              </w:rPr>
-            </w:pPr>
-            <w:r>
-              <w:rPr>
-                <w:sz w:val="24"/>
-                <w:szCs w:val="22"/>
-              </w:rPr>
-              <w:t xml:space="preserve">Собственный класс </w:t>
-            </w:r>
-            <w:proofErr w:type="spellStart"/>
-            <w:r>
-              <w:rPr>
-                <w:sz w:val="24"/>
-                <w:szCs w:val="22"/>
-              </w:rPr>
-              <w:t>FinanceRepository</w:t>
-            </w:r>
-            <w:proofErr w:type="spellEnd"/>
+              <w:t>Собственный класс FinanceRepository</w:t>
+            </w:r>
           </w:p>
         </w:tc>
         <w:tc>
@@ -16195,7 +15215,6 @@
                 <w:szCs w:val="22"/>
               </w:rPr>
             </w:pPr>
-            <w:proofErr w:type="spellStart"/>
             <w:r>
               <w:rPr>
                 <w:sz w:val="24"/>
@@ -16203,7 +15222,6 @@
               </w:rPr>
               <w:t>SQLite</w:t>
             </w:r>
-            <w:proofErr w:type="spellEnd"/>
           </w:p>
         </w:tc>
         <w:tc>
@@ -16276,62 +15294,30 @@
                 <w:sz w:val="24"/>
                 <w:szCs w:val="22"/>
               </w:rPr>
-              <w:t xml:space="preserve">Прямое использование JDBC (встроенные средства </w:t>
-            </w:r>
-            <w:proofErr w:type="spellStart"/>
-            <w:r>
+              <w:t>Прямое использование JDBC (встроенные средства Kotlin/Java)</w:t>
+            </w:r>
+          </w:p>
+        </w:tc>
+        <w:tc>
+          <w:tcPr>
+            <w:tcW w:w="0" w:type="auto"/>
+          </w:tcPr>
+          <w:p>
+            <w:pPr>
+              <w:pStyle w:val="a2"/>
+              <w:spacing w:line="240" w:lineRule="auto"/>
+              <w:ind w:firstLine="0"/>
               <w:rPr>
                 <w:sz w:val="24"/>
                 <w:szCs w:val="22"/>
               </w:rPr>
-              <w:t>Kotlin</w:t>
-            </w:r>
-            <w:proofErr w:type="spellEnd"/>
+            </w:pPr>
             <w:r>
               <w:rPr>
                 <w:sz w:val="24"/>
                 <w:szCs w:val="22"/>
               </w:rPr>
-              <w:t>/Java)</w:t>
-            </w:r>
-          </w:p>
-        </w:tc>
-        <w:tc>
-          <w:tcPr>
-            <w:tcW w:w="0" w:type="auto"/>
-          </w:tcPr>
-          <w:p>
-            <w:pPr>
-              <w:pStyle w:val="a2"/>
-              <w:spacing w:line="240" w:lineRule="auto"/>
-              <w:ind w:firstLine="0"/>
-              <w:rPr>
-                <w:sz w:val="24"/>
-                <w:szCs w:val="22"/>
-              </w:rPr>
-            </w:pPr>
-            <w:r>
-              <w:rPr>
-                <w:sz w:val="24"/>
-                <w:szCs w:val="22"/>
-              </w:rPr>
-              <w:t xml:space="preserve">Для такого небольшого проекта использование ORM было бы избыточным. Прямые SQL-запросы с использованием </w:t>
-            </w:r>
-            <w:proofErr w:type="spellStart"/>
-            <w:r>
-              <w:rPr>
-                <w:sz w:val="24"/>
-                <w:szCs w:val="22"/>
-              </w:rPr>
-              <w:t>PreparedStatement</w:t>
-            </w:r>
-            <w:proofErr w:type="spellEnd"/>
-            <w:r>
-              <w:rPr>
-                <w:sz w:val="24"/>
-                <w:szCs w:val="22"/>
-              </w:rPr>
-              <w:t xml:space="preserve"> дают полный контроль над производительностью и безопасностью (защита от SQL-инъекций).</w:t>
+              <w:t>Для такого небольшого проекта использование ORM было бы избыточным. Прямые SQL-запросы с использованием PreparedStatement дают полный контроль над производительностью и безопасностью (защита от SQL-инъекций).</w:t>
             </w:r>
           </w:p>
         </w:tc>
@@ -16382,94 +15368,30 @@
                 <w:sz w:val="24"/>
                 <w:szCs w:val="22"/>
               </w:rPr>
-              <w:t>Gradle (</w:t>
-            </w:r>
-            <w:proofErr w:type="spellStart"/>
-            <w:r>
+              <w:t>Gradle (Kotlin DSL)</w:t>
+            </w:r>
+          </w:p>
+        </w:tc>
+        <w:tc>
+          <w:tcPr>
+            <w:tcW w:w="0" w:type="auto"/>
+          </w:tcPr>
+          <w:p>
+            <w:pPr>
+              <w:pStyle w:val="a2"/>
+              <w:spacing w:line="240" w:lineRule="auto"/>
+              <w:ind w:firstLine="0"/>
               <w:rPr>
                 <w:sz w:val="24"/>
                 <w:szCs w:val="22"/>
               </w:rPr>
-              <w:t>Kotlin</w:t>
-            </w:r>
-            <w:proofErr w:type="spellEnd"/>
+            </w:pPr>
             <w:r>
               <w:rPr>
                 <w:sz w:val="24"/>
                 <w:szCs w:val="22"/>
               </w:rPr>
-              <w:t xml:space="preserve"> DSL)</w:t>
-            </w:r>
-          </w:p>
-        </w:tc>
-        <w:tc>
-          <w:tcPr>
-            <w:tcW w:w="0" w:type="auto"/>
-          </w:tcPr>
-          <w:p>
-            <w:pPr>
-              <w:pStyle w:val="a2"/>
-              <w:spacing w:line="240" w:lineRule="auto"/>
-              <w:ind w:firstLine="0"/>
-              <w:rPr>
-                <w:sz w:val="24"/>
-                <w:szCs w:val="22"/>
-              </w:rPr>
-            </w:pPr>
-            <w:r>
-              <w:rPr>
-                <w:sz w:val="24"/>
-                <w:szCs w:val="22"/>
-              </w:rPr>
-              <w:t xml:space="preserve">Стандарт де-факто для сборки </w:t>
-            </w:r>
-            <w:proofErr w:type="spellStart"/>
-            <w:r>
-              <w:rPr>
-                <w:sz w:val="24"/>
-                <w:szCs w:val="22"/>
-              </w:rPr>
-              <w:t>Kotlin</w:t>
-            </w:r>
-            <w:proofErr w:type="spellEnd"/>
-            <w:r>
-              <w:rPr>
-                <w:sz w:val="24"/>
-                <w:szCs w:val="22"/>
-              </w:rPr>
-              <w:t xml:space="preserve">-проектов. </w:t>
-            </w:r>
-            <w:proofErr w:type="spellStart"/>
-            <w:r>
-              <w:rPr>
-                <w:sz w:val="24"/>
-                <w:szCs w:val="22"/>
-              </w:rPr>
-              <w:t>Kotlin</w:t>
-            </w:r>
-            <w:proofErr w:type="spellEnd"/>
-            <w:r>
-              <w:rPr>
-                <w:sz w:val="24"/>
-                <w:szCs w:val="22"/>
-              </w:rPr>
-              <w:t xml:space="preserve"> DSL обеспечивает типовую безопасность и лучшую поддержку IDE по сравнению с </w:t>
-            </w:r>
-            <w:proofErr w:type="spellStart"/>
-            <w:r>
-              <w:rPr>
-                <w:sz w:val="24"/>
-                <w:szCs w:val="22"/>
-              </w:rPr>
-              <w:t>Groovy</w:t>
-            </w:r>
-            <w:proofErr w:type="spellEnd"/>
-            <w:r>
-              <w:rPr>
-                <w:sz w:val="24"/>
-                <w:szCs w:val="22"/>
-              </w:rPr>
-              <w:t xml:space="preserve"> DSL.</w:t>
+              <w:t>Стандарт де-факто для сборки Kotlin-проектов. Kotlin DSL обеспечивает типовую безопасность и лучшую поддержку IDE по сравнению с Groovy DSL.</w:t>
             </w:r>
           </w:p>
         </w:tc>
@@ -16520,39 +15442,7 @@
                 <w:sz w:val="24"/>
                 <w:szCs w:val="22"/>
               </w:rPr>
-              <w:t xml:space="preserve">Стандартный </w:t>
-            </w:r>
-            <w:proofErr w:type="spellStart"/>
-            <w:r>
-              <w:rPr>
-                <w:sz w:val="24"/>
-                <w:szCs w:val="22"/>
-              </w:rPr>
-              <w:t>println</w:t>
-            </w:r>
-            <w:proofErr w:type="spellEnd"/>
-            <w:r>
-              <w:rPr>
-                <w:sz w:val="24"/>
-                <w:szCs w:val="22"/>
-              </w:rPr>
-              <w:t xml:space="preserve"> (с настройкой UTF-8 в </w:t>
-            </w:r>
-            <w:proofErr w:type="spellStart"/>
-            <w:r>
-              <w:rPr>
-                <w:sz w:val="24"/>
-                <w:szCs w:val="22"/>
-              </w:rPr>
-              <w:t>LoggingConfig</w:t>
-            </w:r>
-            <w:proofErr w:type="spellEnd"/>
-            <w:r>
-              <w:rPr>
-                <w:sz w:val="24"/>
-                <w:szCs w:val="22"/>
-              </w:rPr>
-              <w:t>)</w:t>
+              <w:t>Стандартный println (с настройкой UTF-8 в LoggingConfig)</w:t>
             </w:r>
           </w:p>
         </w:tc>
@@ -16626,87 +15516,30 @@
                 <w:sz w:val="24"/>
                 <w:szCs w:val="22"/>
               </w:rPr>
-              <w:t xml:space="preserve">Кастомный компонент на </w:t>
-            </w:r>
-            <w:proofErr w:type="spellStart"/>
-            <w:r>
+              <w:t>Кастомный компонент на Canvas (PieChart.kt)</w:t>
+            </w:r>
+          </w:p>
+        </w:tc>
+        <w:tc>
+          <w:tcPr>
+            <w:tcW w:w="0" w:type="auto"/>
+          </w:tcPr>
+          <w:p>
+            <w:pPr>
+              <w:pStyle w:val="a2"/>
+              <w:spacing w:line="240" w:lineRule="auto"/>
+              <w:ind w:firstLine="0"/>
               <w:rPr>
                 <w:sz w:val="24"/>
                 <w:szCs w:val="22"/>
               </w:rPr>
-              <w:t>Canvas</w:t>
-            </w:r>
-            <w:proofErr w:type="spellEnd"/>
+            </w:pPr>
             <w:r>
               <w:rPr>
                 <w:sz w:val="24"/>
                 <w:szCs w:val="22"/>
               </w:rPr>
-              <w:t xml:space="preserve"> (</w:t>
-            </w:r>
-            <w:proofErr w:type="spellStart"/>
-            <w:r>
-              <w:rPr>
-                <w:sz w:val="24"/>
-                <w:szCs w:val="22"/>
-              </w:rPr>
-              <w:t>PieChart.kt</w:t>
-            </w:r>
-            <w:proofErr w:type="spellEnd"/>
-            <w:r>
-              <w:rPr>
-                <w:sz w:val="24"/>
-                <w:szCs w:val="22"/>
-              </w:rPr>
-              <w:t>)</w:t>
-            </w:r>
-          </w:p>
-        </w:tc>
-        <w:tc>
-          <w:tcPr>
-            <w:tcW w:w="0" w:type="auto"/>
-          </w:tcPr>
-          <w:p>
-            <w:pPr>
-              <w:pStyle w:val="a2"/>
-              <w:spacing w:line="240" w:lineRule="auto"/>
-              <w:ind w:firstLine="0"/>
-              <w:rPr>
-                <w:sz w:val="24"/>
-                <w:szCs w:val="22"/>
-              </w:rPr>
-            </w:pPr>
-            <w:proofErr w:type="spellStart"/>
-            <w:r>
-              <w:rPr>
-                <w:sz w:val="24"/>
-                <w:szCs w:val="22"/>
-              </w:rPr>
-              <w:t>Compose</w:t>
-            </w:r>
-            <w:proofErr w:type="spellEnd"/>
-            <w:r>
-              <w:rPr>
-                <w:sz w:val="24"/>
-                <w:szCs w:val="22"/>
-              </w:rPr>
-              <w:t xml:space="preserve"> для Desktop предоставляет мощный </w:t>
-            </w:r>
-            <w:proofErr w:type="spellStart"/>
-            <w:r>
-              <w:rPr>
-                <w:sz w:val="24"/>
-                <w:szCs w:val="22"/>
-              </w:rPr>
-              <w:t>Canvas</w:t>
-            </w:r>
-            <w:proofErr w:type="spellEnd"/>
-            <w:r>
-              <w:rPr>
-                <w:sz w:val="24"/>
-                <w:szCs w:val="22"/>
-              </w:rPr>
-              <w:t xml:space="preserve"> API, который позволяет полностью контролировать отрисовку. Создание собственной диаграммы дает гибкость в дизайне и избавляет от необходимости подключать тяжелые сторонние библиотеки.</w:t>
+              <w:t>Compose для Desktop предоставляет мощный Canvas API, который позволяет полностью контролировать отрисовку. Создание собственной диаграммы дает гибкость в дизайне и избавляет от необходимости подключать тяжелые сторонние библиотеки.</w:t>
             </w:r>
           </w:p>
         </w:tc>
@@ -16757,110 +15590,38 @@
                 <w:sz w:val="24"/>
                 <w:szCs w:val="22"/>
               </w:rPr>
-              <w:t xml:space="preserve">Собственный набор </w:t>
-            </w:r>
-            <w:proofErr w:type="spellStart"/>
-            <w:r>
+              <w:t>Собственный набор ImageVector (FinlyticsIconPack)</w:t>
+            </w:r>
+          </w:p>
+        </w:tc>
+        <w:tc>
+          <w:tcPr>
+            <w:tcW w:w="0" w:type="auto"/>
+          </w:tcPr>
+          <w:p>
+            <w:pPr>
+              <w:pStyle w:val="a2"/>
+              <w:spacing w:line="240" w:lineRule="auto"/>
+              <w:ind w:firstLine="0"/>
               <w:rPr>
                 <w:sz w:val="24"/>
                 <w:szCs w:val="22"/>
               </w:rPr>
-              <w:t>ImageVector</w:t>
-            </w:r>
-            <w:proofErr w:type="spellEnd"/>
+            </w:pPr>
             <w:r>
               <w:rPr>
                 <w:sz w:val="24"/>
                 <w:szCs w:val="22"/>
               </w:rPr>
-              <w:t xml:space="preserve"> (</w:t>
-            </w:r>
-            <w:proofErr w:type="spellStart"/>
+              <w:t xml:space="preserve">Использование встроенной в Compose возможности работы с векторной графикой. Иконки хранятся в виде кода (Kotlin-файлов), что делает их неотъемлемой частью приложения, упрощает версионирование и не </w:t>
+            </w:r>
             <w:r>
               <w:rPr>
                 <w:sz w:val="24"/>
                 <w:szCs w:val="22"/>
               </w:rPr>
-              <w:t>FinlyticsIconPack</w:t>
-            </w:r>
-            <w:proofErr w:type="spellEnd"/>
-            <w:r>
-              <w:rPr>
-                <w:sz w:val="24"/>
-                <w:szCs w:val="22"/>
-              </w:rPr>
-              <w:t>)</w:t>
-            </w:r>
-          </w:p>
-        </w:tc>
-        <w:tc>
-          <w:tcPr>
-            <w:tcW w:w="0" w:type="auto"/>
-          </w:tcPr>
-          <w:p>
-            <w:pPr>
-              <w:pStyle w:val="a2"/>
-              <w:spacing w:line="240" w:lineRule="auto"/>
-              <w:ind w:firstLine="0"/>
-              <w:rPr>
-                <w:sz w:val="24"/>
-                <w:szCs w:val="22"/>
-              </w:rPr>
-            </w:pPr>
-            <w:r>
-              <w:rPr>
-                <w:sz w:val="24"/>
-                <w:szCs w:val="22"/>
-              </w:rPr>
-              <w:t xml:space="preserve">Использование встроенной в </w:t>
-            </w:r>
-            <w:proofErr w:type="spellStart"/>
-            <w:r>
-              <w:rPr>
-                <w:sz w:val="24"/>
-                <w:szCs w:val="22"/>
-              </w:rPr>
-              <w:t>Compose</w:t>
-            </w:r>
-            <w:proofErr w:type="spellEnd"/>
-            <w:r>
-              <w:rPr>
-                <w:sz w:val="24"/>
-                <w:szCs w:val="22"/>
-              </w:rPr>
-              <w:t xml:space="preserve"> возможности работы с векторной графикой. Иконки хранятся в виде кода (</w:t>
-            </w:r>
-            <w:proofErr w:type="spellStart"/>
-            <w:r>
-              <w:rPr>
-                <w:sz w:val="24"/>
-                <w:szCs w:val="22"/>
-              </w:rPr>
-              <w:t>Kotlin</w:t>
-            </w:r>
-            <w:proofErr w:type="spellEnd"/>
-            <w:r>
-              <w:rPr>
-                <w:sz w:val="24"/>
-                <w:szCs w:val="22"/>
-              </w:rPr>
-              <w:t xml:space="preserve">-файлов), что делает их неотъемлемой частью приложения, упрощает </w:t>
-            </w:r>
-            <w:proofErr w:type="spellStart"/>
-            <w:r>
-              <w:rPr>
-                <w:sz w:val="24"/>
-                <w:szCs w:val="22"/>
-              </w:rPr>
-              <w:t>версионирование</w:t>
-            </w:r>
-            <w:proofErr w:type="spellEnd"/>
-            <w:r>
-              <w:rPr>
-                <w:sz w:val="24"/>
-                <w:szCs w:val="22"/>
-              </w:rPr>
-              <w:t xml:space="preserve"> и не требует внешних ресурсов.</w:t>
+              <w:lastRenderedPageBreak/>
+              <w:t>требует внешних ресурсов.</w:t>
             </w:r>
           </w:p>
         </w:tc>
@@ -16888,6 +15649,7 @@
                 <w:sz w:val="24"/>
                 <w:szCs w:val="22"/>
               </w:rPr>
+              <w:lastRenderedPageBreak/>
               <w:t>Контроль версий</w:t>
             </w:r>
           </w:p>
@@ -16906,37 +15668,12 @@
                 <w:szCs w:val="22"/>
               </w:rPr>
             </w:pPr>
-            <w:proofErr w:type="spellStart"/>
             <w:r>
               <w:rPr>
                 <w:sz w:val="24"/>
                 <w:szCs w:val="22"/>
               </w:rPr>
-              <w:t>Git</w:t>
-            </w:r>
-            <w:proofErr w:type="spellEnd"/>
-            <w:r>
-              <w:rPr>
-                <w:sz w:val="24"/>
-                <w:szCs w:val="22"/>
-              </w:rPr>
-              <w:t xml:space="preserve"> (платформа </w:t>
-            </w:r>
-            <w:proofErr w:type="spellStart"/>
-            <w:r>
-              <w:rPr>
-                <w:sz w:val="24"/>
-                <w:szCs w:val="22"/>
-              </w:rPr>
-              <w:t>GitHub</w:t>
-            </w:r>
-            <w:proofErr w:type="spellEnd"/>
-            <w:r>
-              <w:rPr>
-                <w:sz w:val="24"/>
-                <w:szCs w:val="22"/>
-              </w:rPr>
-              <w:t>)</w:t>
+              <w:t>Git (платформа GitHub)</w:t>
             </w:r>
           </w:p>
         </w:tc>
@@ -16971,7 +15708,6 @@
       </w:pPr>
       <w:bookmarkStart w:id="52" w:name="_Toc224492436"/>
       <w:r>
-        <w:lastRenderedPageBreak/>
         <w:t>Диаграмма архитектуры</w:t>
       </w:r>
       <w:bookmarkEnd w:id="52"/>
@@ -17017,15 +15753,7 @@
         <w:t xml:space="preserve"> </w:t>
       </w:r>
       <w:r>
-        <w:t>представлена диаграмма, отражающая спроектированную и реализованную архитектуру приложения "</w:t>
-      </w:r>
-      <w:proofErr w:type="spellStart"/>
-      <w:r>
-        <w:t>Finlytics</w:t>
-      </w:r>
-      <w:proofErr w:type="spellEnd"/>
-      <w:r>
-        <w:t>". Диаграмма иллюстрирует многослойную структуру с паттерном MVVM.</w:t>
+        <w:t>представлена диаграмма, отражающая спроектированную и реализованную архитектуру приложения "Finlytics". Диаграмма иллюстрирует многослойную структуру с паттерном MVVM.</w:t>
       </w:r>
     </w:p>
     <w:p>
@@ -17108,15 +15836,7 @@
         <w:t>приложения</w:t>
       </w:r>
       <w:r>
-        <w:t xml:space="preserve"> «</w:t>
-      </w:r>
-      <w:proofErr w:type="spellStart"/>
-      <w:r>
-        <w:t>Finlytics</w:t>
-      </w:r>
-      <w:proofErr w:type="spellEnd"/>
-      <w:r>
-        <w:t>»</w:t>
+        <w:t xml:space="preserve"> «Finlytics»</w:t>
       </w:r>
       <w:bookmarkEnd w:id="51"/>
     </w:p>
